--- a/docs/evaluation/Evaluation-Forms-Samples.docx
+++ b/docs/evaluation/Evaluation-Forms-Samples.docx
@@ -2993,6 +2993,5922 @@
           <w:color w:val="1F4E79"/>
         </w:rPr>
         <w:t>Probably, once the wording is a little clearer for beginners.</w:t>
+      </w:r>
+    </w:p>
+    <w:p>
+      <w:r>
+        <w:br w:type="page"/>
+      </w:r>
+    </w:p>
+    <w:p>
+      <w:pPr>
+        <w:pStyle w:val="Heading1"/>
+      </w:pPr>
+      <w:r>
+        <w:rPr>
+          <w:color w:val="C00000"/>
+        </w:rPr>
+        <w:t>SAMPLE — M. Haas (illustrative)</w:t>
+      </w:r>
+    </w:p>
+    <w:p>
+      <w:pPr>
+        <w:pStyle w:val="Heading1"/>
+      </w:pPr>
+      <w:r>
+        <w:t>1. Participant Information &amp; Consent</w:t>
+      </w:r>
+    </w:p>
+    <w:p>
+      <w:r>
+        <w:rPr>
+          <w:b w:val="0"/>
+          <w:i w:val="0"/>
+        </w:rPr>
+        <w:t>You are invited to take part in a short study evaluating a USD asset pipeline that lets artists share versioned 3D assets between Maya and Houdini through a central server. This is part of an MSc Computer Animation &amp; Visual Effects project at the NCCA, Bournemouth University.</w:t>
+      </w:r>
+    </w:p>
+    <w:p>
+      <w:r>
+        <w:rPr>
+          <w:b w:val="0"/>
+          <w:i w:val="0"/>
+        </w:rPr>
+        <w:t>Taking part is voluntary. You may skip any question and stop at any time. Your responses are anonymous (stored against an ID, not your name) and used only for this academic project; only aggregated results and anonymised quotes are reported.</w:t>
+      </w:r>
+    </w:p>
+    <w:p>
+      <w:r>
+        <w:rPr>
+          <w:b/>
+          <w:i w:val="0"/>
+        </w:rPr>
+        <w:t>Please tick each box and sign:</w:t>
+      </w:r>
+    </w:p>
+    <w:p>
+      <w:r>
+        <w:t>☒  I have read and understood the information above.</w:t>
+      </w:r>
+    </w:p>
+    <w:p>
+      <w:r>
+        <w:t>☒  I understand my participation is voluntary and I can withdraw at any time.</w:t>
+      </w:r>
+    </w:p>
+    <w:p>
+      <w:r>
+        <w:t>☒  I understand my responses are anonymous and used only for this project.</w:t>
+      </w:r>
+    </w:p>
+    <w:p>
+      <w:r>
+        <w:t>☒  I agree to take part.</w:t>
+      </w:r>
+    </w:p>
+    <w:p>
+      <w:r>
+        <w:rPr>
+          <w:b/>
+        </w:rPr>
+        <w:t xml:space="preserve">Participant ID:  </w:t>
+      </w:r>
+      <w:r>
+        <w:rPr>
+          <w:i/>
+          <w:color w:val="1F4E79"/>
+        </w:rPr>
+        <w:t>P3 (SAMPLE)</w:t>
+      </w:r>
+    </w:p>
+    <w:p>
+      <w:r>
+        <w:rPr>
+          <w:b/>
+        </w:rPr>
+        <w:t xml:space="preserve">Signature:  </w:t>
+      </w:r>
+      <w:r>
+        <w:rPr>
+          <w:i/>
+          <w:color w:val="1F4E79"/>
+        </w:rPr>
+        <w:t>SAMPLE — M. Haas (illustrative)</w:t>
+      </w:r>
+    </w:p>
+    <w:p>
+      <w:r>
+        <w:rPr>
+          <w:b/>
+        </w:rPr>
+        <w:t xml:space="preserve">Date:  </w:t>
+      </w:r>
+      <w:r>
+        <w:rPr>
+          <w:i/>
+          <w:color w:val="1F4E79"/>
+        </w:rPr>
+        <w:t>01/09/2026</w:t>
+      </w:r>
+    </w:p>
+    <w:p>
+      <w:pPr>
+        <w:pStyle w:val="Heading1"/>
+      </w:pPr>
+      <w:r>
+        <w:t>2. Background Questionnaire</w:t>
+      </w:r>
+    </w:p>
+    <w:p>
+      <w:r>
+        <w:rPr>
+          <w:b/>
+          <w:i w:val="0"/>
+        </w:rPr>
+        <w:t>1. Which DCC tools do you use? (tick all)</w:t>
+      </w:r>
+    </w:p>
+    <w:p>
+      <w:r>
+        <w:t>☒  Maya</w:t>
+      </w:r>
+    </w:p>
+    <w:p>
+      <w:r>
+        <w:t>☒  Houdini</w:t>
+      </w:r>
+    </w:p>
+    <w:p>
+      <w:r>
+        <w:t>☐  Blender</w:t>
+      </w:r>
+    </w:p>
+    <w:p>
+      <w:r>
+        <w:t>☐  Other</w:t>
+      </w:r>
+    </w:p>
+    <w:p>
+      <w:r>
+        <w:rPr>
+          <w:b/>
+          <w:i w:val="0"/>
+        </w:rPr>
+        <w:t>2. Experience with 3D DCC tools:</w:t>
+      </w:r>
+    </w:p>
+    <w:p>
+      <w:r>
+        <w:t>☐  Beginner (&lt; 1 yr)</w:t>
+      </w:r>
+    </w:p>
+    <w:p>
+      <w:r>
+        <w:t>☐  Intermediate (1-3 yrs)</w:t>
+      </w:r>
+    </w:p>
+    <w:p>
+      <w:r>
+        <w:t>☒  Advanced (3+ yrs)</w:t>
+      </w:r>
+    </w:p>
+    <w:p>
+      <w:r>
+        <w:rPr>
+          <w:b/>
+          <w:i w:val="0"/>
+        </w:rPr>
+        <w:t>3. Have you used USD before?</w:t>
+      </w:r>
+    </w:p>
+    <w:p>
+      <w:r>
+        <w:t>☐  Never</w:t>
+      </w:r>
+    </w:p>
+    <w:p>
+      <w:r>
+        <w:t>☐  A little</w:t>
+      </w:r>
+    </w:p>
+    <w:p>
+      <w:r>
+        <w:t>☒  Regularly</w:t>
+      </w:r>
+    </w:p>
+    <w:p>
+      <w:r>
+        <w:rPr>
+          <w:b/>
+          <w:i w:val="0"/>
+        </w:rPr>
+        <w:t>4. How do you currently share assets? (tick all)</w:t>
+      </w:r>
+    </w:p>
+    <w:p>
+      <w:r>
+        <w:t>☐  Cloud drive</w:t>
+      </w:r>
+    </w:p>
+    <w:p>
+      <w:r>
+        <w:t>☒  Shared network folder</w:t>
+      </w:r>
+    </w:p>
+    <w:p>
+      <w:r>
+        <w:t>☐  Messaging / email</w:t>
+      </w:r>
+    </w:p>
+    <w:p>
+      <w:r>
+        <w:t>☒  Version control</w:t>
+      </w:r>
+    </w:p>
+    <w:p>
+      <w:r>
+        <w:t>☐  A dedicated pipeline / asset manager</w:t>
+      </w:r>
+    </w:p>
+    <w:p>
+      <w:r>
+        <w:t>☐  Other</w:t>
+      </w:r>
+    </w:p>
+    <w:p>
+      <w:r>
+        <w:rPr>
+          <w:b/>
+          <w:i w:val="0"/>
+        </w:rPr>
+        <w:t>5. How often do you hit problems with your current method?</w:t>
+      </w:r>
+    </w:p>
+    <w:p>
+      <w:r>
+        <w:t>☐  Never</w:t>
+      </w:r>
+    </w:p>
+    <w:p>
+      <w:r>
+        <w:t>☒  Rarely</w:t>
+      </w:r>
+    </w:p>
+    <w:p>
+      <w:r>
+        <w:t>☐  Sometimes</w:t>
+      </w:r>
+    </w:p>
+    <w:p>
+      <w:r>
+        <w:t>☐  Often</w:t>
+      </w:r>
+    </w:p>
+    <w:p>
+      <w:r>
+        <w:rPr>
+          <w:b/>
+          <w:i w:val="0"/>
+        </w:rPr>
+        <w:t>6. Have you used a dedicated pipeline / asset manager before?</w:t>
+      </w:r>
+    </w:p>
+    <w:p>
+      <w:r>
+        <w:t>☐  No</w:t>
+      </w:r>
+    </w:p>
+    <w:p>
+      <w:r>
+        <w:t>☒  Yes</w:t>
+      </w:r>
+    </w:p>
+    <w:p>
+      <w:pPr>
+        <w:pStyle w:val="Heading1"/>
+      </w:pPr>
+      <w:r>
+        <w:t>3. System Usability Scale (SUS)</w:t>
+      </w:r>
+    </w:p>
+    <w:p>
+      <w:r>
+        <w:rPr>
+          <w:b w:val="0"/>
+          <w:i/>
+        </w:rPr>
+        <w:t>For each statement, mark how much you agree, from 1 = Strongly disagree to 5 = Strongly agree. Answer with your first reaction.</w:t>
+      </w:r>
+    </w:p>
+    <w:tbl>
+      <w:tblPr>
+        <w:tblStyle w:val="TableGrid"/>
+        <w:tblW w:type="auto" w:w="0"/>
+        <w:tblLook w:firstColumn="1" w:firstRow="1" w:lastColumn="0" w:lastRow="0" w:noHBand="0" w:noVBand="1" w:val="04A0"/>
+      </w:tblPr>
+      <w:tblGrid>
+        <w:gridCol w:w="1440"/>
+        <w:gridCol w:w="1440"/>
+        <w:gridCol w:w="1440"/>
+        <w:gridCol w:w="1440"/>
+        <w:gridCol w:w="1440"/>
+        <w:gridCol w:w="1440"/>
+      </w:tblGrid>
+      <w:tr>
+        <w:tc>
+          <w:tcPr>
+            <w:tcW w:type="dxa" w:w="1440"/>
+          </w:tcPr>
+          <w:p>
+            <w:r>
+              <w:rPr>
+                <w:b/>
+              </w:rPr>
+              <w:t>Statement</w:t>
+            </w:r>
+          </w:p>
+        </w:tc>
+        <w:tc>
+          <w:tcPr>
+            <w:tcW w:type="dxa" w:w="1440"/>
+          </w:tcPr>
+          <w:p>
+            <w:r>
+              <w:rPr>
+                <w:b/>
+              </w:rPr>
+              <w:t>1</w:t>
+            </w:r>
+          </w:p>
+        </w:tc>
+        <w:tc>
+          <w:tcPr>
+            <w:tcW w:type="dxa" w:w="1440"/>
+          </w:tcPr>
+          <w:p>
+            <w:r>
+              <w:rPr>
+                <w:b/>
+              </w:rPr>
+              <w:t>2</w:t>
+            </w:r>
+          </w:p>
+        </w:tc>
+        <w:tc>
+          <w:tcPr>
+            <w:tcW w:type="dxa" w:w="1440"/>
+          </w:tcPr>
+          <w:p>
+            <w:r>
+              <w:rPr>
+                <w:b/>
+              </w:rPr>
+              <w:t>3</w:t>
+            </w:r>
+          </w:p>
+        </w:tc>
+        <w:tc>
+          <w:tcPr>
+            <w:tcW w:type="dxa" w:w="1440"/>
+          </w:tcPr>
+          <w:p>
+            <w:r>
+              <w:rPr>
+                <w:b/>
+              </w:rPr>
+              <w:t>4</w:t>
+            </w:r>
+          </w:p>
+        </w:tc>
+        <w:tc>
+          <w:tcPr>
+            <w:tcW w:type="dxa" w:w="1440"/>
+          </w:tcPr>
+          <w:p>
+            <w:r>
+              <w:rPr>
+                <w:b/>
+              </w:rPr>
+              <w:t>5</w:t>
+            </w:r>
+          </w:p>
+        </w:tc>
+      </w:tr>
+      <w:tr>
+        <w:tc>
+          <w:tcPr>
+            <w:tcW w:type="dxa" w:w="1440"/>
+          </w:tcPr>
+          <w:p>
+            <w:r>
+              <w:t>1. I think that I would like to use this system frequently.</w:t>
+            </w:r>
+          </w:p>
+        </w:tc>
+        <w:tc>
+          <w:tcPr>
+            <w:tcW w:type="dxa" w:w="1440"/>
+          </w:tcPr>
+          <w:p>
+            <w:pPr>
+              <w:jc w:val="center"/>
+            </w:pPr>
+            <w:r>
+              <w:rPr>
+                <w:b/>
+              </w:rPr>
+            </w:r>
+          </w:p>
+        </w:tc>
+        <w:tc>
+          <w:tcPr>
+            <w:tcW w:type="dxa" w:w="1440"/>
+          </w:tcPr>
+          <w:p>
+            <w:pPr>
+              <w:jc w:val="center"/>
+            </w:pPr>
+            <w:r>
+              <w:rPr>
+                <w:b/>
+              </w:rPr>
+            </w:r>
+          </w:p>
+        </w:tc>
+        <w:tc>
+          <w:tcPr>
+            <w:tcW w:type="dxa" w:w="1440"/>
+          </w:tcPr>
+          <w:p>
+            <w:pPr>
+              <w:jc w:val="center"/>
+            </w:pPr>
+            <w:r>
+              <w:rPr>
+                <w:b/>
+              </w:rPr>
+            </w:r>
+          </w:p>
+        </w:tc>
+        <w:tc>
+          <w:tcPr>
+            <w:tcW w:type="dxa" w:w="1440"/>
+          </w:tcPr>
+          <w:p>
+            <w:pPr>
+              <w:jc w:val="center"/>
+            </w:pPr>
+            <w:r>
+              <w:rPr>
+                <w:b/>
+              </w:rPr>
+            </w:r>
+          </w:p>
+        </w:tc>
+        <w:tc>
+          <w:tcPr>
+            <w:tcW w:type="dxa" w:w="1440"/>
+          </w:tcPr>
+          <w:p>
+            <w:pPr>
+              <w:jc w:val="center"/>
+            </w:pPr>
+            <w:r>
+              <w:rPr>
+                <w:b/>
+              </w:rPr>
+              <w:t>X</w:t>
+            </w:r>
+          </w:p>
+        </w:tc>
+      </w:tr>
+      <w:tr>
+        <w:tc>
+          <w:tcPr>
+            <w:tcW w:type="dxa" w:w="1440"/>
+          </w:tcPr>
+          <w:p>
+            <w:r>
+              <w:t>2. I found the system unnecessarily complex.</w:t>
+            </w:r>
+          </w:p>
+        </w:tc>
+        <w:tc>
+          <w:tcPr>
+            <w:tcW w:type="dxa" w:w="1440"/>
+          </w:tcPr>
+          <w:p>
+            <w:pPr>
+              <w:jc w:val="center"/>
+            </w:pPr>
+            <w:r>
+              <w:rPr>
+                <w:b/>
+              </w:rPr>
+            </w:r>
+          </w:p>
+        </w:tc>
+        <w:tc>
+          <w:tcPr>
+            <w:tcW w:type="dxa" w:w="1440"/>
+          </w:tcPr>
+          <w:p>
+            <w:pPr>
+              <w:jc w:val="center"/>
+            </w:pPr>
+            <w:r>
+              <w:rPr>
+                <w:b/>
+              </w:rPr>
+              <w:t>X</w:t>
+            </w:r>
+          </w:p>
+        </w:tc>
+        <w:tc>
+          <w:tcPr>
+            <w:tcW w:type="dxa" w:w="1440"/>
+          </w:tcPr>
+          <w:p>
+            <w:pPr>
+              <w:jc w:val="center"/>
+            </w:pPr>
+            <w:r>
+              <w:rPr>
+                <w:b/>
+              </w:rPr>
+            </w:r>
+          </w:p>
+        </w:tc>
+        <w:tc>
+          <w:tcPr>
+            <w:tcW w:type="dxa" w:w="1440"/>
+          </w:tcPr>
+          <w:p>
+            <w:pPr>
+              <w:jc w:val="center"/>
+            </w:pPr>
+            <w:r>
+              <w:rPr>
+                <w:b/>
+              </w:rPr>
+            </w:r>
+          </w:p>
+        </w:tc>
+        <w:tc>
+          <w:tcPr>
+            <w:tcW w:type="dxa" w:w="1440"/>
+          </w:tcPr>
+          <w:p>
+            <w:pPr>
+              <w:jc w:val="center"/>
+            </w:pPr>
+            <w:r>
+              <w:rPr>
+                <w:b/>
+              </w:rPr>
+            </w:r>
+          </w:p>
+        </w:tc>
+      </w:tr>
+      <w:tr>
+        <w:tc>
+          <w:tcPr>
+            <w:tcW w:type="dxa" w:w="1440"/>
+          </w:tcPr>
+          <w:p>
+            <w:r>
+              <w:t>3. I thought the system was easy to use.</w:t>
+            </w:r>
+          </w:p>
+        </w:tc>
+        <w:tc>
+          <w:tcPr>
+            <w:tcW w:type="dxa" w:w="1440"/>
+          </w:tcPr>
+          <w:p>
+            <w:pPr>
+              <w:jc w:val="center"/>
+            </w:pPr>
+            <w:r>
+              <w:rPr>
+                <w:b/>
+              </w:rPr>
+            </w:r>
+          </w:p>
+        </w:tc>
+        <w:tc>
+          <w:tcPr>
+            <w:tcW w:type="dxa" w:w="1440"/>
+          </w:tcPr>
+          <w:p>
+            <w:pPr>
+              <w:jc w:val="center"/>
+            </w:pPr>
+            <w:r>
+              <w:rPr>
+                <w:b/>
+              </w:rPr>
+            </w:r>
+          </w:p>
+        </w:tc>
+        <w:tc>
+          <w:tcPr>
+            <w:tcW w:type="dxa" w:w="1440"/>
+          </w:tcPr>
+          <w:p>
+            <w:pPr>
+              <w:jc w:val="center"/>
+            </w:pPr>
+            <w:r>
+              <w:rPr>
+                <w:b/>
+              </w:rPr>
+            </w:r>
+          </w:p>
+        </w:tc>
+        <w:tc>
+          <w:tcPr>
+            <w:tcW w:type="dxa" w:w="1440"/>
+          </w:tcPr>
+          <w:p>
+            <w:pPr>
+              <w:jc w:val="center"/>
+            </w:pPr>
+            <w:r>
+              <w:rPr>
+                <w:b/>
+              </w:rPr>
+            </w:r>
+          </w:p>
+        </w:tc>
+        <w:tc>
+          <w:tcPr>
+            <w:tcW w:type="dxa" w:w="1440"/>
+          </w:tcPr>
+          <w:p>
+            <w:pPr>
+              <w:jc w:val="center"/>
+            </w:pPr>
+            <w:r>
+              <w:rPr>
+                <w:b/>
+              </w:rPr>
+              <w:t>X</w:t>
+            </w:r>
+          </w:p>
+        </w:tc>
+      </w:tr>
+      <w:tr>
+        <w:tc>
+          <w:tcPr>
+            <w:tcW w:type="dxa" w:w="1440"/>
+          </w:tcPr>
+          <w:p>
+            <w:r>
+              <w:t>4. I think that I would need the support of a technical person to use this system.</w:t>
+            </w:r>
+          </w:p>
+        </w:tc>
+        <w:tc>
+          <w:tcPr>
+            <w:tcW w:type="dxa" w:w="1440"/>
+          </w:tcPr>
+          <w:p>
+            <w:pPr>
+              <w:jc w:val="center"/>
+            </w:pPr>
+            <w:r>
+              <w:rPr>
+                <w:b/>
+              </w:rPr>
+              <w:t>X</w:t>
+            </w:r>
+          </w:p>
+        </w:tc>
+        <w:tc>
+          <w:tcPr>
+            <w:tcW w:type="dxa" w:w="1440"/>
+          </w:tcPr>
+          <w:p>
+            <w:pPr>
+              <w:jc w:val="center"/>
+            </w:pPr>
+            <w:r>
+              <w:rPr>
+                <w:b/>
+              </w:rPr>
+            </w:r>
+          </w:p>
+        </w:tc>
+        <w:tc>
+          <w:tcPr>
+            <w:tcW w:type="dxa" w:w="1440"/>
+          </w:tcPr>
+          <w:p>
+            <w:pPr>
+              <w:jc w:val="center"/>
+            </w:pPr>
+            <w:r>
+              <w:rPr>
+                <w:b/>
+              </w:rPr>
+            </w:r>
+          </w:p>
+        </w:tc>
+        <w:tc>
+          <w:tcPr>
+            <w:tcW w:type="dxa" w:w="1440"/>
+          </w:tcPr>
+          <w:p>
+            <w:pPr>
+              <w:jc w:val="center"/>
+            </w:pPr>
+            <w:r>
+              <w:rPr>
+                <w:b/>
+              </w:rPr>
+            </w:r>
+          </w:p>
+        </w:tc>
+        <w:tc>
+          <w:tcPr>
+            <w:tcW w:type="dxa" w:w="1440"/>
+          </w:tcPr>
+          <w:p>
+            <w:pPr>
+              <w:jc w:val="center"/>
+            </w:pPr>
+            <w:r>
+              <w:rPr>
+                <w:b/>
+              </w:rPr>
+            </w:r>
+          </w:p>
+        </w:tc>
+      </w:tr>
+      <w:tr>
+        <w:tc>
+          <w:tcPr>
+            <w:tcW w:type="dxa" w:w="1440"/>
+          </w:tcPr>
+          <w:p>
+            <w:r>
+              <w:t>5. I found the various functions in this system were well integrated.</w:t>
+            </w:r>
+          </w:p>
+        </w:tc>
+        <w:tc>
+          <w:tcPr>
+            <w:tcW w:type="dxa" w:w="1440"/>
+          </w:tcPr>
+          <w:p>
+            <w:pPr>
+              <w:jc w:val="center"/>
+            </w:pPr>
+            <w:r>
+              <w:rPr>
+                <w:b/>
+              </w:rPr>
+            </w:r>
+          </w:p>
+        </w:tc>
+        <w:tc>
+          <w:tcPr>
+            <w:tcW w:type="dxa" w:w="1440"/>
+          </w:tcPr>
+          <w:p>
+            <w:pPr>
+              <w:jc w:val="center"/>
+            </w:pPr>
+            <w:r>
+              <w:rPr>
+                <w:b/>
+              </w:rPr>
+            </w:r>
+          </w:p>
+        </w:tc>
+        <w:tc>
+          <w:tcPr>
+            <w:tcW w:type="dxa" w:w="1440"/>
+          </w:tcPr>
+          <w:p>
+            <w:pPr>
+              <w:jc w:val="center"/>
+            </w:pPr>
+            <w:r>
+              <w:rPr>
+                <w:b/>
+              </w:rPr>
+            </w:r>
+          </w:p>
+        </w:tc>
+        <w:tc>
+          <w:tcPr>
+            <w:tcW w:type="dxa" w:w="1440"/>
+          </w:tcPr>
+          <w:p>
+            <w:pPr>
+              <w:jc w:val="center"/>
+            </w:pPr>
+            <w:r>
+              <w:rPr>
+                <w:b/>
+              </w:rPr>
+            </w:r>
+          </w:p>
+        </w:tc>
+        <w:tc>
+          <w:tcPr>
+            <w:tcW w:type="dxa" w:w="1440"/>
+          </w:tcPr>
+          <w:p>
+            <w:pPr>
+              <w:jc w:val="center"/>
+            </w:pPr>
+            <w:r>
+              <w:rPr>
+                <w:b/>
+              </w:rPr>
+              <w:t>X</w:t>
+            </w:r>
+          </w:p>
+        </w:tc>
+      </w:tr>
+      <w:tr>
+        <w:tc>
+          <w:tcPr>
+            <w:tcW w:type="dxa" w:w="1440"/>
+          </w:tcPr>
+          <w:p>
+            <w:r>
+              <w:t>6. I thought there was too much inconsistency in this system.</w:t>
+            </w:r>
+          </w:p>
+        </w:tc>
+        <w:tc>
+          <w:tcPr>
+            <w:tcW w:type="dxa" w:w="1440"/>
+          </w:tcPr>
+          <w:p>
+            <w:pPr>
+              <w:jc w:val="center"/>
+            </w:pPr>
+            <w:r>
+              <w:rPr>
+                <w:b/>
+              </w:rPr>
+              <w:t>X</w:t>
+            </w:r>
+          </w:p>
+        </w:tc>
+        <w:tc>
+          <w:tcPr>
+            <w:tcW w:type="dxa" w:w="1440"/>
+          </w:tcPr>
+          <w:p>
+            <w:pPr>
+              <w:jc w:val="center"/>
+            </w:pPr>
+            <w:r>
+              <w:rPr>
+                <w:b/>
+              </w:rPr>
+            </w:r>
+          </w:p>
+        </w:tc>
+        <w:tc>
+          <w:tcPr>
+            <w:tcW w:type="dxa" w:w="1440"/>
+          </w:tcPr>
+          <w:p>
+            <w:pPr>
+              <w:jc w:val="center"/>
+            </w:pPr>
+            <w:r>
+              <w:rPr>
+                <w:b/>
+              </w:rPr>
+            </w:r>
+          </w:p>
+        </w:tc>
+        <w:tc>
+          <w:tcPr>
+            <w:tcW w:type="dxa" w:w="1440"/>
+          </w:tcPr>
+          <w:p>
+            <w:pPr>
+              <w:jc w:val="center"/>
+            </w:pPr>
+            <w:r>
+              <w:rPr>
+                <w:b/>
+              </w:rPr>
+            </w:r>
+          </w:p>
+        </w:tc>
+        <w:tc>
+          <w:tcPr>
+            <w:tcW w:type="dxa" w:w="1440"/>
+          </w:tcPr>
+          <w:p>
+            <w:pPr>
+              <w:jc w:val="center"/>
+            </w:pPr>
+            <w:r>
+              <w:rPr>
+                <w:b/>
+              </w:rPr>
+            </w:r>
+          </w:p>
+        </w:tc>
+      </w:tr>
+      <w:tr>
+        <w:tc>
+          <w:tcPr>
+            <w:tcW w:type="dxa" w:w="1440"/>
+          </w:tcPr>
+          <w:p>
+            <w:r>
+              <w:t>7. I would imagine that most people would learn to use this system very quickly.</w:t>
+            </w:r>
+          </w:p>
+        </w:tc>
+        <w:tc>
+          <w:tcPr>
+            <w:tcW w:type="dxa" w:w="1440"/>
+          </w:tcPr>
+          <w:p>
+            <w:pPr>
+              <w:jc w:val="center"/>
+            </w:pPr>
+            <w:r>
+              <w:rPr>
+                <w:b/>
+              </w:rPr>
+            </w:r>
+          </w:p>
+        </w:tc>
+        <w:tc>
+          <w:tcPr>
+            <w:tcW w:type="dxa" w:w="1440"/>
+          </w:tcPr>
+          <w:p>
+            <w:pPr>
+              <w:jc w:val="center"/>
+            </w:pPr>
+            <w:r>
+              <w:rPr>
+                <w:b/>
+              </w:rPr>
+            </w:r>
+          </w:p>
+        </w:tc>
+        <w:tc>
+          <w:tcPr>
+            <w:tcW w:type="dxa" w:w="1440"/>
+          </w:tcPr>
+          <w:p>
+            <w:pPr>
+              <w:jc w:val="center"/>
+            </w:pPr>
+            <w:r>
+              <w:rPr>
+                <w:b/>
+              </w:rPr>
+            </w:r>
+          </w:p>
+        </w:tc>
+        <w:tc>
+          <w:tcPr>
+            <w:tcW w:type="dxa" w:w="1440"/>
+          </w:tcPr>
+          <w:p>
+            <w:pPr>
+              <w:jc w:val="center"/>
+            </w:pPr>
+            <w:r>
+              <w:rPr>
+                <w:b/>
+              </w:rPr>
+              <w:t>X</w:t>
+            </w:r>
+          </w:p>
+        </w:tc>
+        <w:tc>
+          <w:tcPr>
+            <w:tcW w:type="dxa" w:w="1440"/>
+          </w:tcPr>
+          <w:p>
+            <w:pPr>
+              <w:jc w:val="center"/>
+            </w:pPr>
+            <w:r>
+              <w:rPr>
+                <w:b/>
+              </w:rPr>
+            </w:r>
+          </w:p>
+        </w:tc>
+      </w:tr>
+      <w:tr>
+        <w:tc>
+          <w:tcPr>
+            <w:tcW w:type="dxa" w:w="1440"/>
+          </w:tcPr>
+          <w:p>
+            <w:r>
+              <w:t>8. I found the system very cumbersome to use.</w:t>
+            </w:r>
+          </w:p>
+        </w:tc>
+        <w:tc>
+          <w:tcPr>
+            <w:tcW w:type="dxa" w:w="1440"/>
+          </w:tcPr>
+          <w:p>
+            <w:pPr>
+              <w:jc w:val="center"/>
+            </w:pPr>
+            <w:r>
+              <w:rPr>
+                <w:b/>
+              </w:rPr>
+            </w:r>
+          </w:p>
+        </w:tc>
+        <w:tc>
+          <w:tcPr>
+            <w:tcW w:type="dxa" w:w="1440"/>
+          </w:tcPr>
+          <w:p>
+            <w:pPr>
+              <w:jc w:val="center"/>
+            </w:pPr>
+            <w:r>
+              <w:rPr>
+                <w:b/>
+              </w:rPr>
+              <w:t>X</w:t>
+            </w:r>
+          </w:p>
+        </w:tc>
+        <w:tc>
+          <w:tcPr>
+            <w:tcW w:type="dxa" w:w="1440"/>
+          </w:tcPr>
+          <w:p>
+            <w:pPr>
+              <w:jc w:val="center"/>
+            </w:pPr>
+            <w:r>
+              <w:rPr>
+                <w:b/>
+              </w:rPr>
+            </w:r>
+          </w:p>
+        </w:tc>
+        <w:tc>
+          <w:tcPr>
+            <w:tcW w:type="dxa" w:w="1440"/>
+          </w:tcPr>
+          <w:p>
+            <w:pPr>
+              <w:jc w:val="center"/>
+            </w:pPr>
+            <w:r>
+              <w:rPr>
+                <w:b/>
+              </w:rPr>
+            </w:r>
+          </w:p>
+        </w:tc>
+        <w:tc>
+          <w:tcPr>
+            <w:tcW w:type="dxa" w:w="1440"/>
+          </w:tcPr>
+          <w:p>
+            <w:pPr>
+              <w:jc w:val="center"/>
+            </w:pPr>
+            <w:r>
+              <w:rPr>
+                <w:b/>
+              </w:rPr>
+            </w:r>
+          </w:p>
+        </w:tc>
+      </w:tr>
+      <w:tr>
+        <w:tc>
+          <w:tcPr>
+            <w:tcW w:type="dxa" w:w="1440"/>
+          </w:tcPr>
+          <w:p>
+            <w:r>
+              <w:t>9. I felt very confident using the system.</w:t>
+            </w:r>
+          </w:p>
+        </w:tc>
+        <w:tc>
+          <w:tcPr>
+            <w:tcW w:type="dxa" w:w="1440"/>
+          </w:tcPr>
+          <w:p>
+            <w:pPr>
+              <w:jc w:val="center"/>
+            </w:pPr>
+            <w:r>
+              <w:rPr>
+                <w:b/>
+              </w:rPr>
+            </w:r>
+          </w:p>
+        </w:tc>
+        <w:tc>
+          <w:tcPr>
+            <w:tcW w:type="dxa" w:w="1440"/>
+          </w:tcPr>
+          <w:p>
+            <w:pPr>
+              <w:jc w:val="center"/>
+            </w:pPr>
+            <w:r>
+              <w:rPr>
+                <w:b/>
+              </w:rPr>
+            </w:r>
+          </w:p>
+        </w:tc>
+        <w:tc>
+          <w:tcPr>
+            <w:tcW w:type="dxa" w:w="1440"/>
+          </w:tcPr>
+          <w:p>
+            <w:pPr>
+              <w:jc w:val="center"/>
+            </w:pPr>
+            <w:r>
+              <w:rPr>
+                <w:b/>
+              </w:rPr>
+            </w:r>
+          </w:p>
+        </w:tc>
+        <w:tc>
+          <w:tcPr>
+            <w:tcW w:type="dxa" w:w="1440"/>
+          </w:tcPr>
+          <w:p>
+            <w:pPr>
+              <w:jc w:val="center"/>
+            </w:pPr>
+            <w:r>
+              <w:rPr>
+                <w:b/>
+              </w:rPr>
+            </w:r>
+          </w:p>
+        </w:tc>
+        <w:tc>
+          <w:tcPr>
+            <w:tcW w:type="dxa" w:w="1440"/>
+          </w:tcPr>
+          <w:p>
+            <w:pPr>
+              <w:jc w:val="center"/>
+            </w:pPr>
+            <w:r>
+              <w:rPr>
+                <w:b/>
+              </w:rPr>
+              <w:t>X</w:t>
+            </w:r>
+          </w:p>
+        </w:tc>
+      </w:tr>
+      <w:tr>
+        <w:tc>
+          <w:tcPr>
+            <w:tcW w:type="dxa" w:w="1440"/>
+          </w:tcPr>
+          <w:p>
+            <w:r>
+              <w:t>10. I needed to learn a lot of things before I could get going with this system.</w:t>
+            </w:r>
+          </w:p>
+        </w:tc>
+        <w:tc>
+          <w:tcPr>
+            <w:tcW w:type="dxa" w:w="1440"/>
+          </w:tcPr>
+          <w:p>
+            <w:pPr>
+              <w:jc w:val="center"/>
+            </w:pPr>
+            <w:r>
+              <w:rPr>
+                <w:b/>
+              </w:rPr>
+              <w:t>X</w:t>
+            </w:r>
+          </w:p>
+        </w:tc>
+        <w:tc>
+          <w:tcPr>
+            <w:tcW w:type="dxa" w:w="1440"/>
+          </w:tcPr>
+          <w:p>
+            <w:pPr>
+              <w:jc w:val="center"/>
+            </w:pPr>
+            <w:r>
+              <w:rPr>
+                <w:b/>
+              </w:rPr>
+            </w:r>
+          </w:p>
+        </w:tc>
+        <w:tc>
+          <w:tcPr>
+            <w:tcW w:type="dxa" w:w="1440"/>
+          </w:tcPr>
+          <w:p>
+            <w:pPr>
+              <w:jc w:val="center"/>
+            </w:pPr>
+            <w:r>
+              <w:rPr>
+                <w:b/>
+              </w:rPr>
+            </w:r>
+          </w:p>
+        </w:tc>
+        <w:tc>
+          <w:tcPr>
+            <w:tcW w:type="dxa" w:w="1440"/>
+          </w:tcPr>
+          <w:p>
+            <w:pPr>
+              <w:jc w:val="center"/>
+            </w:pPr>
+            <w:r>
+              <w:rPr>
+                <w:b/>
+              </w:rPr>
+            </w:r>
+          </w:p>
+        </w:tc>
+        <w:tc>
+          <w:tcPr>
+            <w:tcW w:type="dxa" w:w="1440"/>
+          </w:tcPr>
+          <w:p>
+            <w:pPr>
+              <w:jc w:val="center"/>
+            </w:pPr>
+            <w:r>
+              <w:rPr>
+                <w:b/>
+              </w:rPr>
+            </w:r>
+          </w:p>
+        </w:tc>
+      </w:tr>
+    </w:tbl>
+    <w:p>
+      <w:r>
+        <w:rPr>
+          <w:b w:val="0"/>
+          <w:i w:val="0"/>
+        </w:rPr>
+      </w:r>
+    </w:p>
+    <w:p>
+      <w:r>
+        <w:rPr>
+          <w:b/>
+          <w:i w:val="0"/>
+          <w:color w:val="1F4E79"/>
+        </w:rPr>
+        <w:t>SUS score: 92.5 / 100  (Excellent)</w:t>
+      </w:r>
+    </w:p>
+    <w:p>
+      <w:pPr>
+        <w:pStyle w:val="Heading1"/>
+      </w:pPr>
+      <w:r>
+        <w:t>4. Post-Study Questionnaire</w:t>
+      </w:r>
+    </w:p>
+    <w:p>
+      <w:r>
+        <w:rPr>
+          <w:b/>
+          <w:i w:val="0"/>
+        </w:rPr>
+        <w:t>1. Compared with how you normally share assets, this tool was:</w:t>
+      </w:r>
+    </w:p>
+    <w:p>
+      <w:r>
+        <w:t>☐  Much worse</w:t>
+      </w:r>
+    </w:p>
+    <w:p>
+      <w:r>
+        <w:t>☐  Worse</w:t>
+      </w:r>
+    </w:p>
+    <w:p>
+      <w:r>
+        <w:t>☐  About the same</w:t>
+      </w:r>
+    </w:p>
+    <w:p>
+      <w:r>
+        <w:t>☐  Better</w:t>
+      </w:r>
+    </w:p>
+    <w:p>
+      <w:r>
+        <w:t>☒  Much better</w:t>
+      </w:r>
+    </w:p>
+    <w:p>
+      <w:r>
+        <w:rPr>
+          <w:b/>
+          <w:i w:val="0"/>
+        </w:rPr>
+        <w:t>2. Confidence you'd import the correct, latest version vs your current method:</w:t>
+      </w:r>
+    </w:p>
+    <w:p>
+      <w:r>
+        <w:t>☐  Much less</w:t>
+      </w:r>
+    </w:p>
+    <w:p>
+      <w:r>
+        <w:t>☐  Less</w:t>
+      </w:r>
+    </w:p>
+    <w:p>
+      <w:r>
+        <w:t>☐  Same</w:t>
+      </w:r>
+    </w:p>
+    <w:p>
+      <w:r>
+        <w:t>☐  More</w:t>
+      </w:r>
+    </w:p>
+    <w:p>
+      <w:r>
+        <w:t>☒  Much more</w:t>
+      </w:r>
+    </w:p>
+    <w:p>
+      <w:r>
+        <w:rPr>
+          <w:b/>
+          <w:i w:val="0"/>
+        </w:rPr>
+        <w:t>3. How useful was the version history?</w:t>
+      </w:r>
+    </w:p>
+    <w:p>
+      <w:r>
+        <w:t>☐  Not useful</w:t>
+      </w:r>
+    </w:p>
+    <w:p>
+      <w:r>
+        <w:t>☐  Slightly</w:t>
+      </w:r>
+    </w:p>
+    <w:p>
+      <w:r>
+        <w:t>☐  Useful</w:t>
+      </w:r>
+    </w:p>
+    <w:p>
+      <w:r>
+        <w:t>☒  Very useful</w:t>
+      </w:r>
+    </w:p>
+    <w:p>
+      <w:r>
+        <w:rPr>
+          <w:b/>
+          <w:i w:val="0"/>
+        </w:rPr>
+        <w:t>4. What did you like most?</w:t>
+      </w:r>
+    </w:p>
+    <w:p>
+      <w:r>
+        <w:rPr>
+          <w:b w:val="0"/>
+          <w:i/>
+          <w:color w:val="1F4E79"/>
+        </w:rPr>
+        <w:t>The versioning behaves like a real studio pipeline — approving a specific version is exactly right.</w:t>
+      </w:r>
+    </w:p>
+    <w:p>
+      <w:r>
+        <w:rPr>
+          <w:b/>
+          <w:i w:val="0"/>
+        </w:rPr>
+        <w:t>5. What was confusing or frustrating?</w:t>
+      </w:r>
+    </w:p>
+    <w:p>
+      <w:r>
+        <w:rPr>
+          <w:b w:val="0"/>
+          <w:i/>
+          <w:color w:val="1F4E79"/>
+        </w:rPr>
+        <w:t>Little for me; as a TD I'd also want a scripting API.</w:t>
+      </w:r>
+    </w:p>
+    <w:p>
+      <w:r>
+        <w:rPr>
+          <w:b/>
+          <w:i w:val="0"/>
+        </w:rPr>
+        <w:t>6. Was anything missing that you expected?</w:t>
+      </w:r>
+    </w:p>
+    <w:p>
+      <w:r>
+        <w:rPr>
+          <w:b w:val="0"/>
+          <w:i/>
+          <w:color w:val="1F4E79"/>
+        </w:rPr>
+        <w:t>Batch publish and an API token for automation.</w:t>
+      </w:r>
+    </w:p>
+    <w:p>
+      <w:r>
+        <w:rPr>
+          <w:b/>
+          <w:i w:val="0"/>
+        </w:rPr>
+        <w:t>7. Would you use this on a real project? Why / why not?</w:t>
+      </w:r>
+    </w:p>
+    <w:p>
+      <w:r>
+        <w:rPr>
+          <w:b w:val="0"/>
+          <w:i/>
+          <w:color w:val="1F4E79"/>
+        </w:rPr>
+        <w:t>Yes, especially for small teams without ShotGrid.</w:t>
+      </w:r>
+    </w:p>
+    <w:p>
+      <w:r>
+        <w:br w:type="page"/>
+      </w:r>
+    </w:p>
+    <w:p>
+      <w:pPr>
+        <w:pStyle w:val="Heading1"/>
+      </w:pPr>
+      <w:r>
+        <w:rPr>
+          <w:color w:val="C00000"/>
+        </w:rPr>
+        <w:t>SAMPLE — L. Nguyen (illustrative)</w:t>
+      </w:r>
+    </w:p>
+    <w:p>
+      <w:pPr>
+        <w:pStyle w:val="Heading1"/>
+      </w:pPr>
+      <w:r>
+        <w:t>1. Participant Information &amp; Consent</w:t>
+      </w:r>
+    </w:p>
+    <w:p>
+      <w:r>
+        <w:rPr>
+          <w:b w:val="0"/>
+          <w:i w:val="0"/>
+        </w:rPr>
+        <w:t>You are invited to take part in a short study evaluating a USD asset pipeline that lets artists share versioned 3D assets between Maya and Houdini through a central server. This is part of an MSc Computer Animation &amp; Visual Effects project at the NCCA, Bournemouth University.</w:t>
+      </w:r>
+    </w:p>
+    <w:p>
+      <w:r>
+        <w:rPr>
+          <w:b w:val="0"/>
+          <w:i w:val="0"/>
+        </w:rPr>
+        <w:t>Taking part is voluntary. You may skip any question and stop at any time. Your responses are anonymous (stored against an ID, not your name) and used only for this academic project; only aggregated results and anonymised quotes are reported.</w:t>
+      </w:r>
+    </w:p>
+    <w:p>
+      <w:r>
+        <w:rPr>
+          <w:b/>
+          <w:i w:val="0"/>
+        </w:rPr>
+        <w:t>Please tick each box and sign:</w:t>
+      </w:r>
+    </w:p>
+    <w:p>
+      <w:r>
+        <w:t>☒  I have read and understood the information above.</w:t>
+      </w:r>
+    </w:p>
+    <w:p>
+      <w:r>
+        <w:t>☒  I understand my participation is voluntary and I can withdraw at any time.</w:t>
+      </w:r>
+    </w:p>
+    <w:p>
+      <w:r>
+        <w:t>☒  I understand my responses are anonymous and used only for this project.</w:t>
+      </w:r>
+    </w:p>
+    <w:p>
+      <w:r>
+        <w:t>☒  I agree to take part.</w:t>
+      </w:r>
+    </w:p>
+    <w:p>
+      <w:r>
+        <w:rPr>
+          <w:b/>
+        </w:rPr>
+        <w:t xml:space="preserve">Participant ID:  </w:t>
+      </w:r>
+      <w:r>
+        <w:rPr>
+          <w:i/>
+          <w:color w:val="1F4E79"/>
+        </w:rPr>
+        <w:t>P4 (SAMPLE)</w:t>
+      </w:r>
+    </w:p>
+    <w:p>
+      <w:r>
+        <w:rPr>
+          <w:b/>
+        </w:rPr>
+        <w:t xml:space="preserve">Signature:  </w:t>
+      </w:r>
+      <w:r>
+        <w:rPr>
+          <w:i/>
+          <w:color w:val="1F4E79"/>
+        </w:rPr>
+        <w:t>SAMPLE — L. Nguyen (illustrative)</w:t>
+      </w:r>
+    </w:p>
+    <w:p>
+      <w:r>
+        <w:rPr>
+          <w:b/>
+        </w:rPr>
+        <w:t xml:space="preserve">Date:  </w:t>
+      </w:r>
+      <w:r>
+        <w:rPr>
+          <w:i/>
+          <w:color w:val="1F4E79"/>
+        </w:rPr>
+        <w:t>01/09/2026</w:t>
+      </w:r>
+    </w:p>
+    <w:p>
+      <w:pPr>
+        <w:pStyle w:val="Heading1"/>
+      </w:pPr>
+      <w:r>
+        <w:t>2. Background Questionnaire</w:t>
+      </w:r>
+    </w:p>
+    <w:p>
+      <w:r>
+        <w:rPr>
+          <w:b/>
+          <w:i w:val="0"/>
+        </w:rPr>
+        <w:t>1. Which DCC tools do you use? (tick all)</w:t>
+      </w:r>
+    </w:p>
+    <w:p>
+      <w:r>
+        <w:t>☒  Maya</w:t>
+      </w:r>
+    </w:p>
+    <w:p>
+      <w:r>
+        <w:t>☐  Houdini</w:t>
+      </w:r>
+    </w:p>
+    <w:p>
+      <w:r>
+        <w:t>☐  Blender</w:t>
+      </w:r>
+    </w:p>
+    <w:p>
+      <w:r>
+        <w:t>☐  Other</w:t>
+      </w:r>
+    </w:p>
+    <w:p>
+      <w:r>
+        <w:rPr>
+          <w:b/>
+          <w:i w:val="0"/>
+        </w:rPr>
+        <w:t>2. Experience with 3D DCC tools:</w:t>
+      </w:r>
+    </w:p>
+    <w:p>
+      <w:r>
+        <w:t>☐  Beginner (&lt; 1 yr)</w:t>
+      </w:r>
+    </w:p>
+    <w:p>
+      <w:r>
+        <w:t>☒  Intermediate (1-3 yrs)</w:t>
+      </w:r>
+    </w:p>
+    <w:p>
+      <w:r>
+        <w:t>☐  Advanced (3+ yrs)</w:t>
+      </w:r>
+    </w:p>
+    <w:p>
+      <w:r>
+        <w:rPr>
+          <w:b/>
+          <w:i w:val="0"/>
+        </w:rPr>
+        <w:t>3. Have you used USD before?</w:t>
+      </w:r>
+    </w:p>
+    <w:p>
+      <w:r>
+        <w:t>☐  Never</w:t>
+      </w:r>
+    </w:p>
+    <w:p>
+      <w:r>
+        <w:t>☒  A little</w:t>
+      </w:r>
+    </w:p>
+    <w:p>
+      <w:r>
+        <w:t>☐  Regularly</w:t>
+      </w:r>
+    </w:p>
+    <w:p>
+      <w:r>
+        <w:rPr>
+          <w:b/>
+          <w:i w:val="0"/>
+        </w:rPr>
+        <w:t>4. How do you currently share assets? (tick all)</w:t>
+      </w:r>
+    </w:p>
+    <w:p>
+      <w:r>
+        <w:t>☒  Cloud drive</w:t>
+      </w:r>
+    </w:p>
+    <w:p>
+      <w:r>
+        <w:t>☐  Shared network folder</w:t>
+      </w:r>
+    </w:p>
+    <w:p>
+      <w:r>
+        <w:t>☒  Messaging / email</w:t>
+      </w:r>
+    </w:p>
+    <w:p>
+      <w:r>
+        <w:t>☐  Version control</w:t>
+      </w:r>
+    </w:p>
+    <w:p>
+      <w:r>
+        <w:t>☐  A dedicated pipeline / asset manager</w:t>
+      </w:r>
+    </w:p>
+    <w:p>
+      <w:r>
+        <w:t>☐  Other</w:t>
+      </w:r>
+    </w:p>
+    <w:p>
+      <w:r>
+        <w:rPr>
+          <w:b/>
+          <w:i w:val="0"/>
+        </w:rPr>
+        <w:t>5. How often do you hit problems with your current method?</w:t>
+      </w:r>
+    </w:p>
+    <w:p>
+      <w:r>
+        <w:t>☐  Never</w:t>
+      </w:r>
+    </w:p>
+    <w:p>
+      <w:r>
+        <w:t>☐  Rarely</w:t>
+      </w:r>
+    </w:p>
+    <w:p>
+      <w:r>
+        <w:t>☒  Sometimes</w:t>
+      </w:r>
+    </w:p>
+    <w:p>
+      <w:r>
+        <w:t>☐  Often</w:t>
+      </w:r>
+    </w:p>
+    <w:p>
+      <w:r>
+        <w:rPr>
+          <w:b/>
+          <w:i w:val="0"/>
+        </w:rPr>
+        <w:t>6. Have you used a dedicated pipeline / asset manager before?</w:t>
+      </w:r>
+    </w:p>
+    <w:p>
+      <w:r>
+        <w:t>☒  No</w:t>
+      </w:r>
+    </w:p>
+    <w:p>
+      <w:r>
+        <w:t>☐  Yes</w:t>
+      </w:r>
+    </w:p>
+    <w:p>
+      <w:pPr>
+        <w:pStyle w:val="Heading1"/>
+      </w:pPr>
+      <w:r>
+        <w:t>3. System Usability Scale (SUS)</w:t>
+      </w:r>
+    </w:p>
+    <w:p>
+      <w:r>
+        <w:rPr>
+          <w:b w:val="0"/>
+          <w:i/>
+        </w:rPr>
+        <w:t>For each statement, mark how much you agree, from 1 = Strongly disagree to 5 = Strongly agree. Answer with your first reaction.</w:t>
+      </w:r>
+    </w:p>
+    <w:tbl>
+      <w:tblPr>
+        <w:tblStyle w:val="TableGrid"/>
+        <w:tblW w:type="auto" w:w="0"/>
+        <w:tblLook w:firstColumn="1" w:firstRow="1" w:lastColumn="0" w:lastRow="0" w:noHBand="0" w:noVBand="1" w:val="04A0"/>
+      </w:tblPr>
+      <w:tblGrid>
+        <w:gridCol w:w="1440"/>
+        <w:gridCol w:w="1440"/>
+        <w:gridCol w:w="1440"/>
+        <w:gridCol w:w="1440"/>
+        <w:gridCol w:w="1440"/>
+        <w:gridCol w:w="1440"/>
+      </w:tblGrid>
+      <w:tr>
+        <w:tc>
+          <w:tcPr>
+            <w:tcW w:type="dxa" w:w="1440"/>
+          </w:tcPr>
+          <w:p>
+            <w:r>
+              <w:rPr>
+                <w:b/>
+              </w:rPr>
+              <w:t>Statement</w:t>
+            </w:r>
+          </w:p>
+        </w:tc>
+        <w:tc>
+          <w:tcPr>
+            <w:tcW w:type="dxa" w:w="1440"/>
+          </w:tcPr>
+          <w:p>
+            <w:r>
+              <w:rPr>
+                <w:b/>
+              </w:rPr>
+              <w:t>1</w:t>
+            </w:r>
+          </w:p>
+        </w:tc>
+        <w:tc>
+          <w:tcPr>
+            <w:tcW w:type="dxa" w:w="1440"/>
+          </w:tcPr>
+          <w:p>
+            <w:r>
+              <w:rPr>
+                <w:b/>
+              </w:rPr>
+              <w:t>2</w:t>
+            </w:r>
+          </w:p>
+        </w:tc>
+        <w:tc>
+          <w:tcPr>
+            <w:tcW w:type="dxa" w:w="1440"/>
+          </w:tcPr>
+          <w:p>
+            <w:r>
+              <w:rPr>
+                <w:b/>
+              </w:rPr>
+              <w:t>3</w:t>
+            </w:r>
+          </w:p>
+        </w:tc>
+        <w:tc>
+          <w:tcPr>
+            <w:tcW w:type="dxa" w:w="1440"/>
+          </w:tcPr>
+          <w:p>
+            <w:r>
+              <w:rPr>
+                <w:b/>
+              </w:rPr>
+              <w:t>4</w:t>
+            </w:r>
+          </w:p>
+        </w:tc>
+        <w:tc>
+          <w:tcPr>
+            <w:tcW w:type="dxa" w:w="1440"/>
+          </w:tcPr>
+          <w:p>
+            <w:r>
+              <w:rPr>
+                <w:b/>
+              </w:rPr>
+              <w:t>5</w:t>
+            </w:r>
+          </w:p>
+        </w:tc>
+      </w:tr>
+      <w:tr>
+        <w:tc>
+          <w:tcPr>
+            <w:tcW w:type="dxa" w:w="1440"/>
+          </w:tcPr>
+          <w:p>
+            <w:r>
+              <w:t>1. I think that I would like to use this system frequently.</w:t>
+            </w:r>
+          </w:p>
+        </w:tc>
+        <w:tc>
+          <w:tcPr>
+            <w:tcW w:type="dxa" w:w="1440"/>
+          </w:tcPr>
+          <w:p>
+            <w:pPr>
+              <w:jc w:val="center"/>
+            </w:pPr>
+            <w:r>
+              <w:rPr>
+                <w:b/>
+              </w:rPr>
+            </w:r>
+          </w:p>
+        </w:tc>
+        <w:tc>
+          <w:tcPr>
+            <w:tcW w:type="dxa" w:w="1440"/>
+          </w:tcPr>
+          <w:p>
+            <w:pPr>
+              <w:jc w:val="center"/>
+            </w:pPr>
+            <w:r>
+              <w:rPr>
+                <w:b/>
+              </w:rPr>
+            </w:r>
+          </w:p>
+        </w:tc>
+        <w:tc>
+          <w:tcPr>
+            <w:tcW w:type="dxa" w:w="1440"/>
+          </w:tcPr>
+          <w:p>
+            <w:pPr>
+              <w:jc w:val="center"/>
+            </w:pPr>
+            <w:r>
+              <w:rPr>
+                <w:b/>
+              </w:rPr>
+            </w:r>
+          </w:p>
+        </w:tc>
+        <w:tc>
+          <w:tcPr>
+            <w:tcW w:type="dxa" w:w="1440"/>
+          </w:tcPr>
+          <w:p>
+            <w:pPr>
+              <w:jc w:val="center"/>
+            </w:pPr>
+            <w:r>
+              <w:rPr>
+                <w:b/>
+              </w:rPr>
+              <w:t>X</w:t>
+            </w:r>
+          </w:p>
+        </w:tc>
+        <w:tc>
+          <w:tcPr>
+            <w:tcW w:type="dxa" w:w="1440"/>
+          </w:tcPr>
+          <w:p>
+            <w:pPr>
+              <w:jc w:val="center"/>
+            </w:pPr>
+            <w:r>
+              <w:rPr>
+                <w:b/>
+              </w:rPr>
+            </w:r>
+          </w:p>
+        </w:tc>
+      </w:tr>
+      <w:tr>
+        <w:tc>
+          <w:tcPr>
+            <w:tcW w:type="dxa" w:w="1440"/>
+          </w:tcPr>
+          <w:p>
+            <w:r>
+              <w:t>2. I found the system unnecessarily complex.</w:t>
+            </w:r>
+          </w:p>
+        </w:tc>
+        <w:tc>
+          <w:tcPr>
+            <w:tcW w:type="dxa" w:w="1440"/>
+          </w:tcPr>
+          <w:p>
+            <w:pPr>
+              <w:jc w:val="center"/>
+            </w:pPr>
+            <w:r>
+              <w:rPr>
+                <w:b/>
+              </w:rPr>
+            </w:r>
+          </w:p>
+        </w:tc>
+        <w:tc>
+          <w:tcPr>
+            <w:tcW w:type="dxa" w:w="1440"/>
+          </w:tcPr>
+          <w:p>
+            <w:pPr>
+              <w:jc w:val="center"/>
+            </w:pPr>
+            <w:r>
+              <w:rPr>
+                <w:b/>
+              </w:rPr>
+              <w:t>X</w:t>
+            </w:r>
+          </w:p>
+        </w:tc>
+        <w:tc>
+          <w:tcPr>
+            <w:tcW w:type="dxa" w:w="1440"/>
+          </w:tcPr>
+          <w:p>
+            <w:pPr>
+              <w:jc w:val="center"/>
+            </w:pPr>
+            <w:r>
+              <w:rPr>
+                <w:b/>
+              </w:rPr>
+            </w:r>
+          </w:p>
+        </w:tc>
+        <w:tc>
+          <w:tcPr>
+            <w:tcW w:type="dxa" w:w="1440"/>
+          </w:tcPr>
+          <w:p>
+            <w:pPr>
+              <w:jc w:val="center"/>
+            </w:pPr>
+            <w:r>
+              <w:rPr>
+                <w:b/>
+              </w:rPr>
+            </w:r>
+          </w:p>
+        </w:tc>
+        <w:tc>
+          <w:tcPr>
+            <w:tcW w:type="dxa" w:w="1440"/>
+          </w:tcPr>
+          <w:p>
+            <w:pPr>
+              <w:jc w:val="center"/>
+            </w:pPr>
+            <w:r>
+              <w:rPr>
+                <w:b/>
+              </w:rPr>
+            </w:r>
+          </w:p>
+        </w:tc>
+      </w:tr>
+      <w:tr>
+        <w:tc>
+          <w:tcPr>
+            <w:tcW w:type="dxa" w:w="1440"/>
+          </w:tcPr>
+          <w:p>
+            <w:r>
+              <w:t>3. I thought the system was easy to use.</w:t>
+            </w:r>
+          </w:p>
+        </w:tc>
+        <w:tc>
+          <w:tcPr>
+            <w:tcW w:type="dxa" w:w="1440"/>
+          </w:tcPr>
+          <w:p>
+            <w:pPr>
+              <w:jc w:val="center"/>
+            </w:pPr>
+            <w:r>
+              <w:rPr>
+                <w:b/>
+              </w:rPr>
+            </w:r>
+          </w:p>
+        </w:tc>
+        <w:tc>
+          <w:tcPr>
+            <w:tcW w:type="dxa" w:w="1440"/>
+          </w:tcPr>
+          <w:p>
+            <w:pPr>
+              <w:jc w:val="center"/>
+            </w:pPr>
+            <w:r>
+              <w:rPr>
+                <w:b/>
+              </w:rPr>
+            </w:r>
+          </w:p>
+        </w:tc>
+        <w:tc>
+          <w:tcPr>
+            <w:tcW w:type="dxa" w:w="1440"/>
+          </w:tcPr>
+          <w:p>
+            <w:pPr>
+              <w:jc w:val="center"/>
+            </w:pPr>
+            <w:r>
+              <w:rPr>
+                <w:b/>
+              </w:rPr>
+            </w:r>
+          </w:p>
+        </w:tc>
+        <w:tc>
+          <w:tcPr>
+            <w:tcW w:type="dxa" w:w="1440"/>
+          </w:tcPr>
+          <w:p>
+            <w:pPr>
+              <w:jc w:val="center"/>
+            </w:pPr>
+            <w:r>
+              <w:rPr>
+                <w:b/>
+              </w:rPr>
+              <w:t>X</w:t>
+            </w:r>
+          </w:p>
+        </w:tc>
+        <w:tc>
+          <w:tcPr>
+            <w:tcW w:type="dxa" w:w="1440"/>
+          </w:tcPr>
+          <w:p>
+            <w:pPr>
+              <w:jc w:val="center"/>
+            </w:pPr>
+            <w:r>
+              <w:rPr>
+                <w:b/>
+              </w:rPr>
+            </w:r>
+          </w:p>
+        </w:tc>
+      </w:tr>
+      <w:tr>
+        <w:tc>
+          <w:tcPr>
+            <w:tcW w:type="dxa" w:w="1440"/>
+          </w:tcPr>
+          <w:p>
+            <w:r>
+              <w:t>4. I think that I would need the support of a technical person to use this system.</w:t>
+            </w:r>
+          </w:p>
+        </w:tc>
+        <w:tc>
+          <w:tcPr>
+            <w:tcW w:type="dxa" w:w="1440"/>
+          </w:tcPr>
+          <w:p>
+            <w:pPr>
+              <w:jc w:val="center"/>
+            </w:pPr>
+            <w:r>
+              <w:rPr>
+                <w:b/>
+              </w:rPr>
+            </w:r>
+          </w:p>
+        </w:tc>
+        <w:tc>
+          <w:tcPr>
+            <w:tcW w:type="dxa" w:w="1440"/>
+          </w:tcPr>
+          <w:p>
+            <w:pPr>
+              <w:jc w:val="center"/>
+            </w:pPr>
+            <w:r>
+              <w:rPr>
+                <w:b/>
+              </w:rPr>
+              <w:t>X</w:t>
+            </w:r>
+          </w:p>
+        </w:tc>
+        <w:tc>
+          <w:tcPr>
+            <w:tcW w:type="dxa" w:w="1440"/>
+          </w:tcPr>
+          <w:p>
+            <w:pPr>
+              <w:jc w:val="center"/>
+            </w:pPr>
+            <w:r>
+              <w:rPr>
+                <w:b/>
+              </w:rPr>
+            </w:r>
+          </w:p>
+        </w:tc>
+        <w:tc>
+          <w:tcPr>
+            <w:tcW w:type="dxa" w:w="1440"/>
+          </w:tcPr>
+          <w:p>
+            <w:pPr>
+              <w:jc w:val="center"/>
+            </w:pPr>
+            <w:r>
+              <w:rPr>
+                <w:b/>
+              </w:rPr>
+            </w:r>
+          </w:p>
+        </w:tc>
+        <w:tc>
+          <w:tcPr>
+            <w:tcW w:type="dxa" w:w="1440"/>
+          </w:tcPr>
+          <w:p>
+            <w:pPr>
+              <w:jc w:val="center"/>
+            </w:pPr>
+            <w:r>
+              <w:rPr>
+                <w:b/>
+              </w:rPr>
+            </w:r>
+          </w:p>
+        </w:tc>
+      </w:tr>
+      <w:tr>
+        <w:tc>
+          <w:tcPr>
+            <w:tcW w:type="dxa" w:w="1440"/>
+          </w:tcPr>
+          <w:p>
+            <w:r>
+              <w:t>5. I found the various functions in this system were well integrated.</w:t>
+            </w:r>
+          </w:p>
+        </w:tc>
+        <w:tc>
+          <w:tcPr>
+            <w:tcW w:type="dxa" w:w="1440"/>
+          </w:tcPr>
+          <w:p>
+            <w:pPr>
+              <w:jc w:val="center"/>
+            </w:pPr>
+            <w:r>
+              <w:rPr>
+                <w:b/>
+              </w:rPr>
+            </w:r>
+          </w:p>
+        </w:tc>
+        <w:tc>
+          <w:tcPr>
+            <w:tcW w:type="dxa" w:w="1440"/>
+          </w:tcPr>
+          <w:p>
+            <w:pPr>
+              <w:jc w:val="center"/>
+            </w:pPr>
+            <w:r>
+              <w:rPr>
+                <w:b/>
+              </w:rPr>
+            </w:r>
+          </w:p>
+        </w:tc>
+        <w:tc>
+          <w:tcPr>
+            <w:tcW w:type="dxa" w:w="1440"/>
+          </w:tcPr>
+          <w:p>
+            <w:pPr>
+              <w:jc w:val="center"/>
+            </w:pPr>
+            <w:r>
+              <w:rPr>
+                <w:b/>
+              </w:rPr>
+            </w:r>
+          </w:p>
+        </w:tc>
+        <w:tc>
+          <w:tcPr>
+            <w:tcW w:type="dxa" w:w="1440"/>
+          </w:tcPr>
+          <w:p>
+            <w:pPr>
+              <w:jc w:val="center"/>
+            </w:pPr>
+            <w:r>
+              <w:rPr>
+                <w:b/>
+              </w:rPr>
+              <w:t>X</w:t>
+            </w:r>
+          </w:p>
+        </w:tc>
+        <w:tc>
+          <w:tcPr>
+            <w:tcW w:type="dxa" w:w="1440"/>
+          </w:tcPr>
+          <w:p>
+            <w:pPr>
+              <w:jc w:val="center"/>
+            </w:pPr>
+            <w:r>
+              <w:rPr>
+                <w:b/>
+              </w:rPr>
+            </w:r>
+          </w:p>
+        </w:tc>
+      </w:tr>
+      <w:tr>
+        <w:tc>
+          <w:tcPr>
+            <w:tcW w:type="dxa" w:w="1440"/>
+          </w:tcPr>
+          <w:p>
+            <w:r>
+              <w:t>6. I thought there was too much inconsistency in this system.</w:t>
+            </w:r>
+          </w:p>
+        </w:tc>
+        <w:tc>
+          <w:tcPr>
+            <w:tcW w:type="dxa" w:w="1440"/>
+          </w:tcPr>
+          <w:p>
+            <w:pPr>
+              <w:jc w:val="center"/>
+            </w:pPr>
+            <w:r>
+              <w:rPr>
+                <w:b/>
+              </w:rPr>
+            </w:r>
+          </w:p>
+        </w:tc>
+        <w:tc>
+          <w:tcPr>
+            <w:tcW w:type="dxa" w:w="1440"/>
+          </w:tcPr>
+          <w:p>
+            <w:pPr>
+              <w:jc w:val="center"/>
+            </w:pPr>
+            <w:r>
+              <w:rPr>
+                <w:b/>
+              </w:rPr>
+              <w:t>X</w:t>
+            </w:r>
+          </w:p>
+        </w:tc>
+        <w:tc>
+          <w:tcPr>
+            <w:tcW w:type="dxa" w:w="1440"/>
+          </w:tcPr>
+          <w:p>
+            <w:pPr>
+              <w:jc w:val="center"/>
+            </w:pPr>
+            <w:r>
+              <w:rPr>
+                <w:b/>
+              </w:rPr>
+            </w:r>
+          </w:p>
+        </w:tc>
+        <w:tc>
+          <w:tcPr>
+            <w:tcW w:type="dxa" w:w="1440"/>
+          </w:tcPr>
+          <w:p>
+            <w:pPr>
+              <w:jc w:val="center"/>
+            </w:pPr>
+            <w:r>
+              <w:rPr>
+                <w:b/>
+              </w:rPr>
+            </w:r>
+          </w:p>
+        </w:tc>
+        <w:tc>
+          <w:tcPr>
+            <w:tcW w:type="dxa" w:w="1440"/>
+          </w:tcPr>
+          <w:p>
+            <w:pPr>
+              <w:jc w:val="center"/>
+            </w:pPr>
+            <w:r>
+              <w:rPr>
+                <w:b/>
+              </w:rPr>
+            </w:r>
+          </w:p>
+        </w:tc>
+      </w:tr>
+      <w:tr>
+        <w:tc>
+          <w:tcPr>
+            <w:tcW w:type="dxa" w:w="1440"/>
+          </w:tcPr>
+          <w:p>
+            <w:r>
+              <w:t>7. I would imagine that most people would learn to use this system very quickly.</w:t>
+            </w:r>
+          </w:p>
+        </w:tc>
+        <w:tc>
+          <w:tcPr>
+            <w:tcW w:type="dxa" w:w="1440"/>
+          </w:tcPr>
+          <w:p>
+            <w:pPr>
+              <w:jc w:val="center"/>
+            </w:pPr>
+            <w:r>
+              <w:rPr>
+                <w:b/>
+              </w:rPr>
+            </w:r>
+          </w:p>
+        </w:tc>
+        <w:tc>
+          <w:tcPr>
+            <w:tcW w:type="dxa" w:w="1440"/>
+          </w:tcPr>
+          <w:p>
+            <w:pPr>
+              <w:jc w:val="center"/>
+            </w:pPr>
+            <w:r>
+              <w:rPr>
+                <w:b/>
+              </w:rPr>
+            </w:r>
+          </w:p>
+        </w:tc>
+        <w:tc>
+          <w:tcPr>
+            <w:tcW w:type="dxa" w:w="1440"/>
+          </w:tcPr>
+          <w:p>
+            <w:pPr>
+              <w:jc w:val="center"/>
+            </w:pPr>
+            <w:r>
+              <w:rPr>
+                <w:b/>
+              </w:rPr>
+            </w:r>
+          </w:p>
+        </w:tc>
+        <w:tc>
+          <w:tcPr>
+            <w:tcW w:type="dxa" w:w="1440"/>
+          </w:tcPr>
+          <w:p>
+            <w:pPr>
+              <w:jc w:val="center"/>
+            </w:pPr>
+            <w:r>
+              <w:rPr>
+                <w:b/>
+              </w:rPr>
+              <w:t>X</w:t>
+            </w:r>
+          </w:p>
+        </w:tc>
+        <w:tc>
+          <w:tcPr>
+            <w:tcW w:type="dxa" w:w="1440"/>
+          </w:tcPr>
+          <w:p>
+            <w:pPr>
+              <w:jc w:val="center"/>
+            </w:pPr>
+            <w:r>
+              <w:rPr>
+                <w:b/>
+              </w:rPr>
+            </w:r>
+          </w:p>
+        </w:tc>
+      </w:tr>
+      <w:tr>
+        <w:tc>
+          <w:tcPr>
+            <w:tcW w:type="dxa" w:w="1440"/>
+          </w:tcPr>
+          <w:p>
+            <w:r>
+              <w:t>8. I found the system very cumbersome to use.</w:t>
+            </w:r>
+          </w:p>
+        </w:tc>
+        <w:tc>
+          <w:tcPr>
+            <w:tcW w:type="dxa" w:w="1440"/>
+          </w:tcPr>
+          <w:p>
+            <w:pPr>
+              <w:jc w:val="center"/>
+            </w:pPr>
+            <w:r>
+              <w:rPr>
+                <w:b/>
+              </w:rPr>
+            </w:r>
+          </w:p>
+        </w:tc>
+        <w:tc>
+          <w:tcPr>
+            <w:tcW w:type="dxa" w:w="1440"/>
+          </w:tcPr>
+          <w:p>
+            <w:pPr>
+              <w:jc w:val="center"/>
+            </w:pPr>
+            <w:r>
+              <w:rPr>
+                <w:b/>
+              </w:rPr>
+              <w:t>X</w:t>
+            </w:r>
+          </w:p>
+        </w:tc>
+        <w:tc>
+          <w:tcPr>
+            <w:tcW w:type="dxa" w:w="1440"/>
+          </w:tcPr>
+          <w:p>
+            <w:pPr>
+              <w:jc w:val="center"/>
+            </w:pPr>
+            <w:r>
+              <w:rPr>
+                <w:b/>
+              </w:rPr>
+            </w:r>
+          </w:p>
+        </w:tc>
+        <w:tc>
+          <w:tcPr>
+            <w:tcW w:type="dxa" w:w="1440"/>
+          </w:tcPr>
+          <w:p>
+            <w:pPr>
+              <w:jc w:val="center"/>
+            </w:pPr>
+            <w:r>
+              <w:rPr>
+                <w:b/>
+              </w:rPr>
+            </w:r>
+          </w:p>
+        </w:tc>
+        <w:tc>
+          <w:tcPr>
+            <w:tcW w:type="dxa" w:w="1440"/>
+          </w:tcPr>
+          <w:p>
+            <w:pPr>
+              <w:jc w:val="center"/>
+            </w:pPr>
+            <w:r>
+              <w:rPr>
+                <w:b/>
+              </w:rPr>
+            </w:r>
+          </w:p>
+        </w:tc>
+      </w:tr>
+      <w:tr>
+        <w:tc>
+          <w:tcPr>
+            <w:tcW w:type="dxa" w:w="1440"/>
+          </w:tcPr>
+          <w:p>
+            <w:r>
+              <w:t>9. I felt very confident using the system.</w:t>
+            </w:r>
+          </w:p>
+        </w:tc>
+        <w:tc>
+          <w:tcPr>
+            <w:tcW w:type="dxa" w:w="1440"/>
+          </w:tcPr>
+          <w:p>
+            <w:pPr>
+              <w:jc w:val="center"/>
+            </w:pPr>
+            <w:r>
+              <w:rPr>
+                <w:b/>
+              </w:rPr>
+            </w:r>
+          </w:p>
+        </w:tc>
+        <w:tc>
+          <w:tcPr>
+            <w:tcW w:type="dxa" w:w="1440"/>
+          </w:tcPr>
+          <w:p>
+            <w:pPr>
+              <w:jc w:val="center"/>
+            </w:pPr>
+            <w:r>
+              <w:rPr>
+                <w:b/>
+              </w:rPr>
+            </w:r>
+          </w:p>
+        </w:tc>
+        <w:tc>
+          <w:tcPr>
+            <w:tcW w:type="dxa" w:w="1440"/>
+          </w:tcPr>
+          <w:p>
+            <w:pPr>
+              <w:jc w:val="center"/>
+            </w:pPr>
+            <w:r>
+              <w:rPr>
+                <w:b/>
+              </w:rPr>
+            </w:r>
+          </w:p>
+        </w:tc>
+        <w:tc>
+          <w:tcPr>
+            <w:tcW w:type="dxa" w:w="1440"/>
+          </w:tcPr>
+          <w:p>
+            <w:pPr>
+              <w:jc w:val="center"/>
+            </w:pPr>
+            <w:r>
+              <w:rPr>
+                <w:b/>
+              </w:rPr>
+              <w:t>X</w:t>
+            </w:r>
+          </w:p>
+        </w:tc>
+        <w:tc>
+          <w:tcPr>
+            <w:tcW w:type="dxa" w:w="1440"/>
+          </w:tcPr>
+          <w:p>
+            <w:pPr>
+              <w:jc w:val="center"/>
+            </w:pPr>
+            <w:r>
+              <w:rPr>
+                <w:b/>
+              </w:rPr>
+            </w:r>
+          </w:p>
+        </w:tc>
+      </w:tr>
+      <w:tr>
+        <w:tc>
+          <w:tcPr>
+            <w:tcW w:type="dxa" w:w="1440"/>
+          </w:tcPr>
+          <w:p>
+            <w:r>
+              <w:t>10. I needed to learn a lot of things before I could get going with this system.</w:t>
+            </w:r>
+          </w:p>
+        </w:tc>
+        <w:tc>
+          <w:tcPr>
+            <w:tcW w:type="dxa" w:w="1440"/>
+          </w:tcPr>
+          <w:p>
+            <w:pPr>
+              <w:jc w:val="center"/>
+            </w:pPr>
+            <w:r>
+              <w:rPr>
+                <w:b/>
+              </w:rPr>
+            </w:r>
+          </w:p>
+        </w:tc>
+        <w:tc>
+          <w:tcPr>
+            <w:tcW w:type="dxa" w:w="1440"/>
+          </w:tcPr>
+          <w:p>
+            <w:pPr>
+              <w:jc w:val="center"/>
+            </w:pPr>
+            <w:r>
+              <w:rPr>
+                <w:b/>
+              </w:rPr>
+            </w:r>
+          </w:p>
+        </w:tc>
+        <w:tc>
+          <w:tcPr>
+            <w:tcW w:type="dxa" w:w="1440"/>
+          </w:tcPr>
+          <w:p>
+            <w:pPr>
+              <w:jc w:val="center"/>
+            </w:pPr>
+            <w:r>
+              <w:rPr>
+                <w:b/>
+              </w:rPr>
+              <w:t>X</w:t>
+            </w:r>
+          </w:p>
+        </w:tc>
+        <w:tc>
+          <w:tcPr>
+            <w:tcW w:type="dxa" w:w="1440"/>
+          </w:tcPr>
+          <w:p>
+            <w:pPr>
+              <w:jc w:val="center"/>
+            </w:pPr>
+            <w:r>
+              <w:rPr>
+                <w:b/>
+              </w:rPr>
+            </w:r>
+          </w:p>
+        </w:tc>
+        <w:tc>
+          <w:tcPr>
+            <w:tcW w:type="dxa" w:w="1440"/>
+          </w:tcPr>
+          <w:p>
+            <w:pPr>
+              <w:jc w:val="center"/>
+            </w:pPr>
+            <w:r>
+              <w:rPr>
+                <w:b/>
+              </w:rPr>
+            </w:r>
+          </w:p>
+        </w:tc>
+      </w:tr>
+    </w:tbl>
+    <w:p>
+      <w:r>
+        <w:rPr>
+          <w:b w:val="0"/>
+          <w:i w:val="0"/>
+        </w:rPr>
+      </w:r>
+    </w:p>
+    <w:p>
+      <w:r>
+        <w:rPr>
+          <w:b/>
+          <w:i w:val="0"/>
+          <w:color w:val="1F4E79"/>
+        </w:rPr>
+        <w:t>SUS score: 72.5 / 100  (Good)</w:t>
+      </w:r>
+    </w:p>
+    <w:p>
+      <w:pPr>
+        <w:pStyle w:val="Heading1"/>
+      </w:pPr>
+      <w:r>
+        <w:t>4. Post-Study Questionnaire</w:t>
+      </w:r>
+    </w:p>
+    <w:p>
+      <w:r>
+        <w:rPr>
+          <w:b/>
+          <w:i w:val="0"/>
+        </w:rPr>
+        <w:t>1. Compared with how you normally share assets, this tool was:</w:t>
+      </w:r>
+    </w:p>
+    <w:p>
+      <w:r>
+        <w:t>☐  Much worse</w:t>
+      </w:r>
+    </w:p>
+    <w:p>
+      <w:r>
+        <w:t>☐  Worse</w:t>
+      </w:r>
+    </w:p>
+    <w:p>
+      <w:r>
+        <w:t>☐  About the same</w:t>
+      </w:r>
+    </w:p>
+    <w:p>
+      <w:r>
+        <w:t>☒  Better</w:t>
+      </w:r>
+    </w:p>
+    <w:p>
+      <w:r>
+        <w:t>☐  Much better</w:t>
+      </w:r>
+    </w:p>
+    <w:p>
+      <w:r>
+        <w:rPr>
+          <w:b/>
+          <w:i w:val="0"/>
+        </w:rPr>
+        <w:t>2. Confidence you'd import the correct, latest version vs your current method:</w:t>
+      </w:r>
+    </w:p>
+    <w:p>
+      <w:r>
+        <w:t>☐  Much less</w:t>
+      </w:r>
+    </w:p>
+    <w:p>
+      <w:r>
+        <w:t>☐  Less</w:t>
+      </w:r>
+    </w:p>
+    <w:p>
+      <w:r>
+        <w:t>☐  Same</w:t>
+      </w:r>
+    </w:p>
+    <w:p>
+      <w:r>
+        <w:t>☒  More</w:t>
+      </w:r>
+    </w:p>
+    <w:p>
+      <w:r>
+        <w:t>☐  Much more</w:t>
+      </w:r>
+    </w:p>
+    <w:p>
+      <w:r>
+        <w:rPr>
+          <w:b/>
+          <w:i w:val="0"/>
+        </w:rPr>
+        <w:t>3. How useful was the version history?</w:t>
+      </w:r>
+    </w:p>
+    <w:p>
+      <w:r>
+        <w:t>☐  Not useful</w:t>
+      </w:r>
+    </w:p>
+    <w:p>
+      <w:r>
+        <w:t>☐  Slightly</w:t>
+      </w:r>
+    </w:p>
+    <w:p>
+      <w:r>
+        <w:t>☒  Useful</w:t>
+      </w:r>
+    </w:p>
+    <w:p>
+      <w:r>
+        <w:t>☐  Very useful</w:t>
+      </w:r>
+    </w:p>
+    <w:p>
+      <w:r>
+        <w:rPr>
+          <w:b/>
+          <w:i w:val="0"/>
+        </w:rPr>
+        <w:t>4. What did you like most?</w:t>
+      </w:r>
+    </w:p>
+    <w:p>
+      <w:r>
+        <w:rPr>
+          <w:b w:val="0"/>
+          <w:i/>
+          <w:color w:val="1F4E79"/>
+        </w:rPr>
+        <w:t>Not having to message people the latest file every time.</w:t>
+      </w:r>
+    </w:p>
+    <w:p>
+      <w:r>
+        <w:rPr>
+          <w:b/>
+          <w:i w:val="0"/>
+        </w:rPr>
+        <w:t>5. What was confusing or frustrating?</w:t>
+      </w:r>
+    </w:p>
+    <w:p>
+      <w:r>
+        <w:rPr>
+          <w:b w:val="0"/>
+          <w:i/>
+          <w:color w:val="1F4E79"/>
+        </w:rPr>
+        <w:t>Wasn't always sure my publish had uploaded until I checked.</w:t>
+      </w:r>
+    </w:p>
+    <w:p>
+      <w:r>
+        <w:rPr>
+          <w:b/>
+          <w:i w:val="0"/>
+        </w:rPr>
+        <w:t>6. Was anything missing that you expected?</w:t>
+      </w:r>
+    </w:p>
+    <w:p>
+      <w:r>
+        <w:rPr>
+          <w:b w:val="0"/>
+          <w:i/>
+          <w:color w:val="1F4E79"/>
+        </w:rPr>
+        <w:t>A progress indicator while a big asset uploads.</w:t>
+      </w:r>
+    </w:p>
+    <w:p>
+      <w:r>
+        <w:rPr>
+          <w:b/>
+          <w:i w:val="0"/>
+        </w:rPr>
+        <w:t>7. Would you use this on a real project? Why / why not?</w:t>
+      </w:r>
+    </w:p>
+    <w:p>
+      <w:r>
+        <w:rPr>
+          <w:b w:val="0"/>
+          <w:i/>
+          <w:color w:val="1F4E79"/>
+        </w:rPr>
+        <w:t>Yes, for group projects.</w:t>
+      </w:r>
+    </w:p>
+    <w:p>
+      <w:r>
+        <w:br w:type="page"/>
+      </w:r>
+    </w:p>
+    <w:p>
+      <w:pPr>
+        <w:pStyle w:val="Heading1"/>
+      </w:pPr>
+      <w:r>
+        <w:rPr>
+          <w:color w:val="C00000"/>
+        </w:rPr>
+        <w:t>SAMPLE — R. Silva (illustrative)</w:t>
+      </w:r>
+    </w:p>
+    <w:p>
+      <w:pPr>
+        <w:pStyle w:val="Heading1"/>
+      </w:pPr>
+      <w:r>
+        <w:t>1. Participant Information &amp; Consent</w:t>
+      </w:r>
+    </w:p>
+    <w:p>
+      <w:r>
+        <w:rPr>
+          <w:b w:val="0"/>
+          <w:i w:val="0"/>
+        </w:rPr>
+        <w:t>You are invited to take part in a short study evaluating a USD asset pipeline that lets artists share versioned 3D assets between Maya and Houdini through a central server. This is part of an MSc Computer Animation &amp; Visual Effects project at the NCCA, Bournemouth University.</w:t>
+      </w:r>
+    </w:p>
+    <w:p>
+      <w:r>
+        <w:rPr>
+          <w:b w:val="0"/>
+          <w:i w:val="0"/>
+        </w:rPr>
+        <w:t>Taking part is voluntary. You may skip any question and stop at any time. Your responses are anonymous (stored against an ID, not your name) and used only for this academic project; only aggregated results and anonymised quotes are reported.</w:t>
+      </w:r>
+    </w:p>
+    <w:p>
+      <w:r>
+        <w:rPr>
+          <w:b/>
+          <w:i w:val="0"/>
+        </w:rPr>
+        <w:t>Please tick each box and sign:</w:t>
+      </w:r>
+    </w:p>
+    <w:p>
+      <w:r>
+        <w:t>☒  I have read and understood the information above.</w:t>
+      </w:r>
+    </w:p>
+    <w:p>
+      <w:r>
+        <w:t>☒  I understand my participation is voluntary and I can withdraw at any time.</w:t>
+      </w:r>
+    </w:p>
+    <w:p>
+      <w:r>
+        <w:t>☒  I understand my responses are anonymous and used only for this project.</w:t>
+      </w:r>
+    </w:p>
+    <w:p>
+      <w:r>
+        <w:t>☒  I agree to take part.</w:t>
+      </w:r>
+    </w:p>
+    <w:p>
+      <w:r>
+        <w:rPr>
+          <w:b/>
+        </w:rPr>
+        <w:t xml:space="preserve">Participant ID:  </w:t>
+      </w:r>
+      <w:r>
+        <w:rPr>
+          <w:i/>
+          <w:color w:val="1F4E79"/>
+        </w:rPr>
+        <w:t>P5 (SAMPLE)</w:t>
+      </w:r>
+    </w:p>
+    <w:p>
+      <w:r>
+        <w:rPr>
+          <w:b/>
+        </w:rPr>
+        <w:t xml:space="preserve">Signature:  </w:t>
+      </w:r>
+      <w:r>
+        <w:rPr>
+          <w:i/>
+          <w:color w:val="1F4E79"/>
+        </w:rPr>
+        <w:t>SAMPLE — R. Silva (illustrative)</w:t>
+      </w:r>
+    </w:p>
+    <w:p>
+      <w:r>
+        <w:rPr>
+          <w:b/>
+        </w:rPr>
+        <w:t xml:space="preserve">Date:  </w:t>
+      </w:r>
+      <w:r>
+        <w:rPr>
+          <w:i/>
+          <w:color w:val="1F4E79"/>
+        </w:rPr>
+        <w:t>01/09/2026</w:t>
+      </w:r>
+    </w:p>
+    <w:p>
+      <w:pPr>
+        <w:pStyle w:val="Heading1"/>
+      </w:pPr>
+      <w:r>
+        <w:t>2. Background Questionnaire</w:t>
+      </w:r>
+    </w:p>
+    <w:p>
+      <w:r>
+        <w:rPr>
+          <w:b/>
+          <w:i w:val="0"/>
+        </w:rPr>
+        <w:t>1. Which DCC tools do you use? (tick all)</w:t>
+      </w:r>
+    </w:p>
+    <w:p>
+      <w:r>
+        <w:t>☒  Maya</w:t>
+      </w:r>
+    </w:p>
+    <w:p>
+      <w:r>
+        <w:t>☐  Houdini</w:t>
+      </w:r>
+    </w:p>
+    <w:p>
+      <w:r>
+        <w:t>☒  Blender</w:t>
+      </w:r>
+    </w:p>
+    <w:p>
+      <w:r>
+        <w:t>☐  Other</w:t>
+      </w:r>
+    </w:p>
+    <w:p>
+      <w:r>
+        <w:rPr>
+          <w:b/>
+          <w:i w:val="0"/>
+        </w:rPr>
+        <w:t>2. Experience with 3D DCC tools:</w:t>
+      </w:r>
+    </w:p>
+    <w:p>
+      <w:r>
+        <w:t>☐  Beginner (&lt; 1 yr)</w:t>
+      </w:r>
+    </w:p>
+    <w:p>
+      <w:r>
+        <w:t>☐  Intermediate (1-3 yrs)</w:t>
+      </w:r>
+    </w:p>
+    <w:p>
+      <w:r>
+        <w:t>☒  Advanced (3+ yrs)</w:t>
+      </w:r>
+    </w:p>
+    <w:p>
+      <w:r>
+        <w:rPr>
+          <w:b/>
+          <w:i w:val="0"/>
+        </w:rPr>
+        <w:t>3. Have you used USD before?</w:t>
+      </w:r>
+    </w:p>
+    <w:p>
+      <w:r>
+        <w:t>☐  Never</w:t>
+      </w:r>
+    </w:p>
+    <w:p>
+      <w:r>
+        <w:t>☒  A little</w:t>
+      </w:r>
+    </w:p>
+    <w:p>
+      <w:r>
+        <w:t>☐  Regularly</w:t>
+      </w:r>
+    </w:p>
+    <w:p>
+      <w:r>
+        <w:rPr>
+          <w:b/>
+          <w:i w:val="0"/>
+        </w:rPr>
+        <w:t>4. How do you currently share assets? (tick all)</w:t>
+      </w:r>
+    </w:p>
+    <w:p>
+      <w:r>
+        <w:t>☒  Cloud drive</w:t>
+      </w:r>
+    </w:p>
+    <w:p>
+      <w:r>
+        <w:t>☒  Shared network folder</w:t>
+      </w:r>
+    </w:p>
+    <w:p>
+      <w:r>
+        <w:t>☐  Messaging / email</w:t>
+      </w:r>
+    </w:p>
+    <w:p>
+      <w:r>
+        <w:t>☐  Version control</w:t>
+      </w:r>
+    </w:p>
+    <w:p>
+      <w:r>
+        <w:t>☐  A dedicated pipeline / asset manager</w:t>
+      </w:r>
+    </w:p>
+    <w:p>
+      <w:r>
+        <w:t>☐  Other</w:t>
+      </w:r>
+    </w:p>
+    <w:p>
+      <w:r>
+        <w:rPr>
+          <w:b/>
+          <w:i w:val="0"/>
+        </w:rPr>
+        <w:t>5. How often do you hit problems with your current method?</w:t>
+      </w:r>
+    </w:p>
+    <w:p>
+      <w:r>
+        <w:t>☐  Never</w:t>
+      </w:r>
+    </w:p>
+    <w:p>
+      <w:r>
+        <w:t>☐  Rarely</w:t>
+      </w:r>
+    </w:p>
+    <w:p>
+      <w:r>
+        <w:t>☒  Sometimes</w:t>
+      </w:r>
+    </w:p>
+    <w:p>
+      <w:r>
+        <w:t>☐  Often</w:t>
+      </w:r>
+    </w:p>
+    <w:p>
+      <w:r>
+        <w:rPr>
+          <w:b/>
+          <w:i w:val="0"/>
+        </w:rPr>
+        <w:t>6. Have you used a dedicated pipeline / asset manager before?</w:t>
+      </w:r>
+    </w:p>
+    <w:p>
+      <w:r>
+        <w:t>☒  No</w:t>
+      </w:r>
+    </w:p>
+    <w:p>
+      <w:r>
+        <w:t>☐  Yes</w:t>
+      </w:r>
+    </w:p>
+    <w:p>
+      <w:pPr>
+        <w:pStyle w:val="Heading1"/>
+      </w:pPr>
+      <w:r>
+        <w:t>3. System Usability Scale (SUS)</w:t>
+      </w:r>
+    </w:p>
+    <w:p>
+      <w:r>
+        <w:rPr>
+          <w:b w:val="0"/>
+          <w:i/>
+        </w:rPr>
+        <w:t>For each statement, mark how much you agree, from 1 = Strongly disagree to 5 = Strongly agree. Answer with your first reaction.</w:t>
+      </w:r>
+    </w:p>
+    <w:tbl>
+      <w:tblPr>
+        <w:tblStyle w:val="TableGrid"/>
+        <w:tblW w:type="auto" w:w="0"/>
+        <w:tblLook w:firstColumn="1" w:firstRow="1" w:lastColumn="0" w:lastRow="0" w:noHBand="0" w:noVBand="1" w:val="04A0"/>
+      </w:tblPr>
+      <w:tblGrid>
+        <w:gridCol w:w="1440"/>
+        <w:gridCol w:w="1440"/>
+        <w:gridCol w:w="1440"/>
+        <w:gridCol w:w="1440"/>
+        <w:gridCol w:w="1440"/>
+        <w:gridCol w:w="1440"/>
+      </w:tblGrid>
+      <w:tr>
+        <w:tc>
+          <w:tcPr>
+            <w:tcW w:type="dxa" w:w="1440"/>
+          </w:tcPr>
+          <w:p>
+            <w:r>
+              <w:rPr>
+                <w:b/>
+              </w:rPr>
+              <w:t>Statement</w:t>
+            </w:r>
+          </w:p>
+        </w:tc>
+        <w:tc>
+          <w:tcPr>
+            <w:tcW w:type="dxa" w:w="1440"/>
+          </w:tcPr>
+          <w:p>
+            <w:r>
+              <w:rPr>
+                <w:b/>
+              </w:rPr>
+              <w:t>1</w:t>
+            </w:r>
+          </w:p>
+        </w:tc>
+        <w:tc>
+          <w:tcPr>
+            <w:tcW w:type="dxa" w:w="1440"/>
+          </w:tcPr>
+          <w:p>
+            <w:r>
+              <w:rPr>
+                <w:b/>
+              </w:rPr>
+              <w:t>2</w:t>
+            </w:r>
+          </w:p>
+        </w:tc>
+        <w:tc>
+          <w:tcPr>
+            <w:tcW w:type="dxa" w:w="1440"/>
+          </w:tcPr>
+          <w:p>
+            <w:r>
+              <w:rPr>
+                <w:b/>
+              </w:rPr>
+              <w:t>3</w:t>
+            </w:r>
+          </w:p>
+        </w:tc>
+        <w:tc>
+          <w:tcPr>
+            <w:tcW w:type="dxa" w:w="1440"/>
+          </w:tcPr>
+          <w:p>
+            <w:r>
+              <w:rPr>
+                <w:b/>
+              </w:rPr>
+              <w:t>4</w:t>
+            </w:r>
+          </w:p>
+        </w:tc>
+        <w:tc>
+          <w:tcPr>
+            <w:tcW w:type="dxa" w:w="1440"/>
+          </w:tcPr>
+          <w:p>
+            <w:r>
+              <w:rPr>
+                <w:b/>
+              </w:rPr>
+              <w:t>5</w:t>
+            </w:r>
+          </w:p>
+        </w:tc>
+      </w:tr>
+      <w:tr>
+        <w:tc>
+          <w:tcPr>
+            <w:tcW w:type="dxa" w:w="1440"/>
+          </w:tcPr>
+          <w:p>
+            <w:r>
+              <w:t>1. I think that I would like to use this system frequently.</w:t>
+            </w:r>
+          </w:p>
+        </w:tc>
+        <w:tc>
+          <w:tcPr>
+            <w:tcW w:type="dxa" w:w="1440"/>
+          </w:tcPr>
+          <w:p>
+            <w:pPr>
+              <w:jc w:val="center"/>
+            </w:pPr>
+            <w:r>
+              <w:rPr>
+                <w:b/>
+              </w:rPr>
+            </w:r>
+          </w:p>
+        </w:tc>
+        <w:tc>
+          <w:tcPr>
+            <w:tcW w:type="dxa" w:w="1440"/>
+          </w:tcPr>
+          <w:p>
+            <w:pPr>
+              <w:jc w:val="center"/>
+            </w:pPr>
+            <w:r>
+              <w:rPr>
+                <w:b/>
+              </w:rPr>
+            </w:r>
+          </w:p>
+        </w:tc>
+        <w:tc>
+          <w:tcPr>
+            <w:tcW w:type="dxa" w:w="1440"/>
+          </w:tcPr>
+          <w:p>
+            <w:pPr>
+              <w:jc w:val="center"/>
+            </w:pPr>
+            <w:r>
+              <w:rPr>
+                <w:b/>
+              </w:rPr>
+            </w:r>
+          </w:p>
+        </w:tc>
+        <w:tc>
+          <w:tcPr>
+            <w:tcW w:type="dxa" w:w="1440"/>
+          </w:tcPr>
+          <w:p>
+            <w:pPr>
+              <w:jc w:val="center"/>
+            </w:pPr>
+            <w:r>
+              <w:rPr>
+                <w:b/>
+              </w:rPr>
+            </w:r>
+          </w:p>
+        </w:tc>
+        <w:tc>
+          <w:tcPr>
+            <w:tcW w:type="dxa" w:w="1440"/>
+          </w:tcPr>
+          <w:p>
+            <w:pPr>
+              <w:jc w:val="center"/>
+            </w:pPr>
+            <w:r>
+              <w:rPr>
+                <w:b/>
+              </w:rPr>
+              <w:t>X</w:t>
+            </w:r>
+          </w:p>
+        </w:tc>
+      </w:tr>
+      <w:tr>
+        <w:tc>
+          <w:tcPr>
+            <w:tcW w:type="dxa" w:w="1440"/>
+          </w:tcPr>
+          <w:p>
+            <w:r>
+              <w:t>2. I found the system unnecessarily complex.</w:t>
+            </w:r>
+          </w:p>
+        </w:tc>
+        <w:tc>
+          <w:tcPr>
+            <w:tcW w:type="dxa" w:w="1440"/>
+          </w:tcPr>
+          <w:p>
+            <w:pPr>
+              <w:jc w:val="center"/>
+            </w:pPr>
+            <w:r>
+              <w:rPr>
+                <w:b/>
+              </w:rPr>
+            </w:r>
+          </w:p>
+        </w:tc>
+        <w:tc>
+          <w:tcPr>
+            <w:tcW w:type="dxa" w:w="1440"/>
+          </w:tcPr>
+          <w:p>
+            <w:pPr>
+              <w:jc w:val="center"/>
+            </w:pPr>
+            <w:r>
+              <w:rPr>
+                <w:b/>
+              </w:rPr>
+              <w:t>X</w:t>
+            </w:r>
+          </w:p>
+        </w:tc>
+        <w:tc>
+          <w:tcPr>
+            <w:tcW w:type="dxa" w:w="1440"/>
+          </w:tcPr>
+          <w:p>
+            <w:pPr>
+              <w:jc w:val="center"/>
+            </w:pPr>
+            <w:r>
+              <w:rPr>
+                <w:b/>
+              </w:rPr>
+            </w:r>
+          </w:p>
+        </w:tc>
+        <w:tc>
+          <w:tcPr>
+            <w:tcW w:type="dxa" w:w="1440"/>
+          </w:tcPr>
+          <w:p>
+            <w:pPr>
+              <w:jc w:val="center"/>
+            </w:pPr>
+            <w:r>
+              <w:rPr>
+                <w:b/>
+              </w:rPr>
+            </w:r>
+          </w:p>
+        </w:tc>
+        <w:tc>
+          <w:tcPr>
+            <w:tcW w:type="dxa" w:w="1440"/>
+          </w:tcPr>
+          <w:p>
+            <w:pPr>
+              <w:jc w:val="center"/>
+            </w:pPr>
+            <w:r>
+              <w:rPr>
+                <w:b/>
+              </w:rPr>
+            </w:r>
+          </w:p>
+        </w:tc>
+      </w:tr>
+      <w:tr>
+        <w:tc>
+          <w:tcPr>
+            <w:tcW w:type="dxa" w:w="1440"/>
+          </w:tcPr>
+          <w:p>
+            <w:r>
+              <w:t>3. I thought the system was easy to use.</w:t>
+            </w:r>
+          </w:p>
+        </w:tc>
+        <w:tc>
+          <w:tcPr>
+            <w:tcW w:type="dxa" w:w="1440"/>
+          </w:tcPr>
+          <w:p>
+            <w:pPr>
+              <w:jc w:val="center"/>
+            </w:pPr>
+            <w:r>
+              <w:rPr>
+                <w:b/>
+              </w:rPr>
+            </w:r>
+          </w:p>
+        </w:tc>
+        <w:tc>
+          <w:tcPr>
+            <w:tcW w:type="dxa" w:w="1440"/>
+          </w:tcPr>
+          <w:p>
+            <w:pPr>
+              <w:jc w:val="center"/>
+            </w:pPr>
+            <w:r>
+              <w:rPr>
+                <w:b/>
+              </w:rPr>
+            </w:r>
+          </w:p>
+        </w:tc>
+        <w:tc>
+          <w:tcPr>
+            <w:tcW w:type="dxa" w:w="1440"/>
+          </w:tcPr>
+          <w:p>
+            <w:pPr>
+              <w:jc w:val="center"/>
+            </w:pPr>
+            <w:r>
+              <w:rPr>
+                <w:b/>
+              </w:rPr>
+            </w:r>
+          </w:p>
+        </w:tc>
+        <w:tc>
+          <w:tcPr>
+            <w:tcW w:type="dxa" w:w="1440"/>
+          </w:tcPr>
+          <w:p>
+            <w:pPr>
+              <w:jc w:val="center"/>
+            </w:pPr>
+            <w:r>
+              <w:rPr>
+                <w:b/>
+              </w:rPr>
+              <w:t>X</w:t>
+            </w:r>
+          </w:p>
+        </w:tc>
+        <w:tc>
+          <w:tcPr>
+            <w:tcW w:type="dxa" w:w="1440"/>
+          </w:tcPr>
+          <w:p>
+            <w:pPr>
+              <w:jc w:val="center"/>
+            </w:pPr>
+            <w:r>
+              <w:rPr>
+                <w:b/>
+              </w:rPr>
+            </w:r>
+          </w:p>
+        </w:tc>
+      </w:tr>
+      <w:tr>
+        <w:tc>
+          <w:tcPr>
+            <w:tcW w:type="dxa" w:w="1440"/>
+          </w:tcPr>
+          <w:p>
+            <w:r>
+              <w:t>4. I think that I would need the support of a technical person to use this system.</w:t>
+            </w:r>
+          </w:p>
+        </w:tc>
+        <w:tc>
+          <w:tcPr>
+            <w:tcW w:type="dxa" w:w="1440"/>
+          </w:tcPr>
+          <w:p>
+            <w:pPr>
+              <w:jc w:val="center"/>
+            </w:pPr>
+            <w:r>
+              <w:rPr>
+                <w:b/>
+              </w:rPr>
+              <w:t>X</w:t>
+            </w:r>
+          </w:p>
+        </w:tc>
+        <w:tc>
+          <w:tcPr>
+            <w:tcW w:type="dxa" w:w="1440"/>
+          </w:tcPr>
+          <w:p>
+            <w:pPr>
+              <w:jc w:val="center"/>
+            </w:pPr>
+            <w:r>
+              <w:rPr>
+                <w:b/>
+              </w:rPr>
+            </w:r>
+          </w:p>
+        </w:tc>
+        <w:tc>
+          <w:tcPr>
+            <w:tcW w:type="dxa" w:w="1440"/>
+          </w:tcPr>
+          <w:p>
+            <w:pPr>
+              <w:jc w:val="center"/>
+            </w:pPr>
+            <w:r>
+              <w:rPr>
+                <w:b/>
+              </w:rPr>
+            </w:r>
+          </w:p>
+        </w:tc>
+        <w:tc>
+          <w:tcPr>
+            <w:tcW w:type="dxa" w:w="1440"/>
+          </w:tcPr>
+          <w:p>
+            <w:pPr>
+              <w:jc w:val="center"/>
+            </w:pPr>
+            <w:r>
+              <w:rPr>
+                <w:b/>
+              </w:rPr>
+            </w:r>
+          </w:p>
+        </w:tc>
+        <w:tc>
+          <w:tcPr>
+            <w:tcW w:type="dxa" w:w="1440"/>
+          </w:tcPr>
+          <w:p>
+            <w:pPr>
+              <w:jc w:val="center"/>
+            </w:pPr>
+            <w:r>
+              <w:rPr>
+                <w:b/>
+              </w:rPr>
+            </w:r>
+          </w:p>
+        </w:tc>
+      </w:tr>
+      <w:tr>
+        <w:tc>
+          <w:tcPr>
+            <w:tcW w:type="dxa" w:w="1440"/>
+          </w:tcPr>
+          <w:p>
+            <w:r>
+              <w:t>5. I found the various functions in this system were well integrated.</w:t>
+            </w:r>
+          </w:p>
+        </w:tc>
+        <w:tc>
+          <w:tcPr>
+            <w:tcW w:type="dxa" w:w="1440"/>
+          </w:tcPr>
+          <w:p>
+            <w:pPr>
+              <w:jc w:val="center"/>
+            </w:pPr>
+            <w:r>
+              <w:rPr>
+                <w:b/>
+              </w:rPr>
+            </w:r>
+          </w:p>
+        </w:tc>
+        <w:tc>
+          <w:tcPr>
+            <w:tcW w:type="dxa" w:w="1440"/>
+          </w:tcPr>
+          <w:p>
+            <w:pPr>
+              <w:jc w:val="center"/>
+            </w:pPr>
+            <w:r>
+              <w:rPr>
+                <w:b/>
+              </w:rPr>
+            </w:r>
+          </w:p>
+        </w:tc>
+        <w:tc>
+          <w:tcPr>
+            <w:tcW w:type="dxa" w:w="1440"/>
+          </w:tcPr>
+          <w:p>
+            <w:pPr>
+              <w:jc w:val="center"/>
+            </w:pPr>
+            <w:r>
+              <w:rPr>
+                <w:b/>
+              </w:rPr>
+            </w:r>
+          </w:p>
+        </w:tc>
+        <w:tc>
+          <w:tcPr>
+            <w:tcW w:type="dxa" w:w="1440"/>
+          </w:tcPr>
+          <w:p>
+            <w:pPr>
+              <w:jc w:val="center"/>
+            </w:pPr>
+            <w:r>
+              <w:rPr>
+                <w:b/>
+              </w:rPr>
+              <w:t>X</w:t>
+            </w:r>
+          </w:p>
+        </w:tc>
+        <w:tc>
+          <w:tcPr>
+            <w:tcW w:type="dxa" w:w="1440"/>
+          </w:tcPr>
+          <w:p>
+            <w:pPr>
+              <w:jc w:val="center"/>
+            </w:pPr>
+            <w:r>
+              <w:rPr>
+                <w:b/>
+              </w:rPr>
+            </w:r>
+          </w:p>
+        </w:tc>
+      </w:tr>
+      <w:tr>
+        <w:tc>
+          <w:tcPr>
+            <w:tcW w:type="dxa" w:w="1440"/>
+          </w:tcPr>
+          <w:p>
+            <w:r>
+              <w:t>6. I thought there was too much inconsistency in this system.</w:t>
+            </w:r>
+          </w:p>
+        </w:tc>
+        <w:tc>
+          <w:tcPr>
+            <w:tcW w:type="dxa" w:w="1440"/>
+          </w:tcPr>
+          <w:p>
+            <w:pPr>
+              <w:jc w:val="center"/>
+            </w:pPr>
+            <w:r>
+              <w:rPr>
+                <w:b/>
+              </w:rPr>
+            </w:r>
+          </w:p>
+        </w:tc>
+        <w:tc>
+          <w:tcPr>
+            <w:tcW w:type="dxa" w:w="1440"/>
+          </w:tcPr>
+          <w:p>
+            <w:pPr>
+              <w:jc w:val="center"/>
+            </w:pPr>
+            <w:r>
+              <w:rPr>
+                <w:b/>
+              </w:rPr>
+              <w:t>X</w:t>
+            </w:r>
+          </w:p>
+        </w:tc>
+        <w:tc>
+          <w:tcPr>
+            <w:tcW w:type="dxa" w:w="1440"/>
+          </w:tcPr>
+          <w:p>
+            <w:pPr>
+              <w:jc w:val="center"/>
+            </w:pPr>
+            <w:r>
+              <w:rPr>
+                <w:b/>
+              </w:rPr>
+            </w:r>
+          </w:p>
+        </w:tc>
+        <w:tc>
+          <w:tcPr>
+            <w:tcW w:type="dxa" w:w="1440"/>
+          </w:tcPr>
+          <w:p>
+            <w:pPr>
+              <w:jc w:val="center"/>
+            </w:pPr>
+            <w:r>
+              <w:rPr>
+                <w:b/>
+              </w:rPr>
+            </w:r>
+          </w:p>
+        </w:tc>
+        <w:tc>
+          <w:tcPr>
+            <w:tcW w:type="dxa" w:w="1440"/>
+          </w:tcPr>
+          <w:p>
+            <w:pPr>
+              <w:jc w:val="center"/>
+            </w:pPr>
+            <w:r>
+              <w:rPr>
+                <w:b/>
+              </w:rPr>
+            </w:r>
+          </w:p>
+        </w:tc>
+      </w:tr>
+      <w:tr>
+        <w:tc>
+          <w:tcPr>
+            <w:tcW w:type="dxa" w:w="1440"/>
+          </w:tcPr>
+          <w:p>
+            <w:r>
+              <w:t>7. I would imagine that most people would learn to use this system very quickly.</w:t>
+            </w:r>
+          </w:p>
+        </w:tc>
+        <w:tc>
+          <w:tcPr>
+            <w:tcW w:type="dxa" w:w="1440"/>
+          </w:tcPr>
+          <w:p>
+            <w:pPr>
+              <w:jc w:val="center"/>
+            </w:pPr>
+            <w:r>
+              <w:rPr>
+                <w:b/>
+              </w:rPr>
+            </w:r>
+          </w:p>
+        </w:tc>
+        <w:tc>
+          <w:tcPr>
+            <w:tcW w:type="dxa" w:w="1440"/>
+          </w:tcPr>
+          <w:p>
+            <w:pPr>
+              <w:jc w:val="center"/>
+            </w:pPr>
+            <w:r>
+              <w:rPr>
+                <w:b/>
+              </w:rPr>
+            </w:r>
+          </w:p>
+        </w:tc>
+        <w:tc>
+          <w:tcPr>
+            <w:tcW w:type="dxa" w:w="1440"/>
+          </w:tcPr>
+          <w:p>
+            <w:pPr>
+              <w:jc w:val="center"/>
+            </w:pPr>
+            <w:r>
+              <w:rPr>
+                <w:b/>
+              </w:rPr>
+            </w:r>
+          </w:p>
+        </w:tc>
+        <w:tc>
+          <w:tcPr>
+            <w:tcW w:type="dxa" w:w="1440"/>
+          </w:tcPr>
+          <w:p>
+            <w:pPr>
+              <w:jc w:val="center"/>
+            </w:pPr>
+            <w:r>
+              <w:rPr>
+                <w:b/>
+              </w:rPr>
+            </w:r>
+          </w:p>
+        </w:tc>
+        <w:tc>
+          <w:tcPr>
+            <w:tcW w:type="dxa" w:w="1440"/>
+          </w:tcPr>
+          <w:p>
+            <w:pPr>
+              <w:jc w:val="center"/>
+            </w:pPr>
+            <w:r>
+              <w:rPr>
+                <w:b/>
+              </w:rPr>
+              <w:t>X</w:t>
+            </w:r>
+          </w:p>
+        </w:tc>
+      </w:tr>
+      <w:tr>
+        <w:tc>
+          <w:tcPr>
+            <w:tcW w:type="dxa" w:w="1440"/>
+          </w:tcPr>
+          <w:p>
+            <w:r>
+              <w:t>8. I found the system very cumbersome to use.</w:t>
+            </w:r>
+          </w:p>
+        </w:tc>
+        <w:tc>
+          <w:tcPr>
+            <w:tcW w:type="dxa" w:w="1440"/>
+          </w:tcPr>
+          <w:p>
+            <w:pPr>
+              <w:jc w:val="center"/>
+            </w:pPr>
+            <w:r>
+              <w:rPr>
+                <w:b/>
+              </w:rPr>
+            </w:r>
+          </w:p>
+        </w:tc>
+        <w:tc>
+          <w:tcPr>
+            <w:tcW w:type="dxa" w:w="1440"/>
+          </w:tcPr>
+          <w:p>
+            <w:pPr>
+              <w:jc w:val="center"/>
+            </w:pPr>
+            <w:r>
+              <w:rPr>
+                <w:b/>
+              </w:rPr>
+              <w:t>X</w:t>
+            </w:r>
+          </w:p>
+        </w:tc>
+        <w:tc>
+          <w:tcPr>
+            <w:tcW w:type="dxa" w:w="1440"/>
+          </w:tcPr>
+          <w:p>
+            <w:pPr>
+              <w:jc w:val="center"/>
+            </w:pPr>
+            <w:r>
+              <w:rPr>
+                <w:b/>
+              </w:rPr>
+            </w:r>
+          </w:p>
+        </w:tc>
+        <w:tc>
+          <w:tcPr>
+            <w:tcW w:type="dxa" w:w="1440"/>
+          </w:tcPr>
+          <w:p>
+            <w:pPr>
+              <w:jc w:val="center"/>
+            </w:pPr>
+            <w:r>
+              <w:rPr>
+                <w:b/>
+              </w:rPr>
+            </w:r>
+          </w:p>
+        </w:tc>
+        <w:tc>
+          <w:tcPr>
+            <w:tcW w:type="dxa" w:w="1440"/>
+          </w:tcPr>
+          <w:p>
+            <w:pPr>
+              <w:jc w:val="center"/>
+            </w:pPr>
+            <w:r>
+              <w:rPr>
+                <w:b/>
+              </w:rPr>
+            </w:r>
+          </w:p>
+        </w:tc>
+      </w:tr>
+      <w:tr>
+        <w:tc>
+          <w:tcPr>
+            <w:tcW w:type="dxa" w:w="1440"/>
+          </w:tcPr>
+          <w:p>
+            <w:r>
+              <w:t>9. I felt very confident using the system.</w:t>
+            </w:r>
+          </w:p>
+        </w:tc>
+        <w:tc>
+          <w:tcPr>
+            <w:tcW w:type="dxa" w:w="1440"/>
+          </w:tcPr>
+          <w:p>
+            <w:pPr>
+              <w:jc w:val="center"/>
+            </w:pPr>
+            <w:r>
+              <w:rPr>
+                <w:b/>
+              </w:rPr>
+            </w:r>
+          </w:p>
+        </w:tc>
+        <w:tc>
+          <w:tcPr>
+            <w:tcW w:type="dxa" w:w="1440"/>
+          </w:tcPr>
+          <w:p>
+            <w:pPr>
+              <w:jc w:val="center"/>
+            </w:pPr>
+            <w:r>
+              <w:rPr>
+                <w:b/>
+              </w:rPr>
+            </w:r>
+          </w:p>
+        </w:tc>
+        <w:tc>
+          <w:tcPr>
+            <w:tcW w:type="dxa" w:w="1440"/>
+          </w:tcPr>
+          <w:p>
+            <w:pPr>
+              <w:jc w:val="center"/>
+            </w:pPr>
+            <w:r>
+              <w:rPr>
+                <w:b/>
+              </w:rPr>
+            </w:r>
+          </w:p>
+        </w:tc>
+        <w:tc>
+          <w:tcPr>
+            <w:tcW w:type="dxa" w:w="1440"/>
+          </w:tcPr>
+          <w:p>
+            <w:pPr>
+              <w:jc w:val="center"/>
+            </w:pPr>
+            <w:r>
+              <w:rPr>
+                <w:b/>
+              </w:rPr>
+              <w:t>X</w:t>
+            </w:r>
+          </w:p>
+        </w:tc>
+        <w:tc>
+          <w:tcPr>
+            <w:tcW w:type="dxa" w:w="1440"/>
+          </w:tcPr>
+          <w:p>
+            <w:pPr>
+              <w:jc w:val="center"/>
+            </w:pPr>
+            <w:r>
+              <w:rPr>
+                <w:b/>
+              </w:rPr>
+            </w:r>
+          </w:p>
+        </w:tc>
+      </w:tr>
+      <w:tr>
+        <w:tc>
+          <w:tcPr>
+            <w:tcW w:type="dxa" w:w="1440"/>
+          </w:tcPr>
+          <w:p>
+            <w:r>
+              <w:t>10. I needed to learn a lot of things before I could get going with this system.</w:t>
+            </w:r>
+          </w:p>
+        </w:tc>
+        <w:tc>
+          <w:tcPr>
+            <w:tcW w:type="dxa" w:w="1440"/>
+          </w:tcPr>
+          <w:p>
+            <w:pPr>
+              <w:jc w:val="center"/>
+            </w:pPr>
+            <w:r>
+              <w:rPr>
+                <w:b/>
+              </w:rPr>
+            </w:r>
+          </w:p>
+        </w:tc>
+        <w:tc>
+          <w:tcPr>
+            <w:tcW w:type="dxa" w:w="1440"/>
+          </w:tcPr>
+          <w:p>
+            <w:pPr>
+              <w:jc w:val="center"/>
+            </w:pPr>
+            <w:r>
+              <w:rPr>
+                <w:b/>
+              </w:rPr>
+              <w:t>X</w:t>
+            </w:r>
+          </w:p>
+        </w:tc>
+        <w:tc>
+          <w:tcPr>
+            <w:tcW w:type="dxa" w:w="1440"/>
+          </w:tcPr>
+          <w:p>
+            <w:pPr>
+              <w:jc w:val="center"/>
+            </w:pPr>
+            <w:r>
+              <w:rPr>
+                <w:b/>
+              </w:rPr>
+            </w:r>
+          </w:p>
+        </w:tc>
+        <w:tc>
+          <w:tcPr>
+            <w:tcW w:type="dxa" w:w="1440"/>
+          </w:tcPr>
+          <w:p>
+            <w:pPr>
+              <w:jc w:val="center"/>
+            </w:pPr>
+            <w:r>
+              <w:rPr>
+                <w:b/>
+              </w:rPr>
+            </w:r>
+          </w:p>
+        </w:tc>
+        <w:tc>
+          <w:tcPr>
+            <w:tcW w:type="dxa" w:w="1440"/>
+          </w:tcPr>
+          <w:p>
+            <w:pPr>
+              <w:jc w:val="center"/>
+            </w:pPr>
+            <w:r>
+              <w:rPr>
+                <w:b/>
+              </w:rPr>
+            </w:r>
+          </w:p>
+        </w:tc>
+      </w:tr>
+    </w:tbl>
+    <w:p>
+      <w:r>
+        <w:rPr>
+          <w:b w:val="0"/>
+          <w:i w:val="0"/>
+        </w:rPr>
+      </w:r>
+    </w:p>
+    <w:p>
+      <w:r>
+        <w:rPr>
+          <w:b/>
+          <w:i w:val="0"/>
+          <w:color w:val="1F4E79"/>
+        </w:rPr>
+        <w:t>SUS score: 82.5 / 100  (Good)</w:t>
+      </w:r>
+    </w:p>
+    <w:p>
+      <w:pPr>
+        <w:pStyle w:val="Heading1"/>
+      </w:pPr>
+      <w:r>
+        <w:t>4. Post-Study Questionnaire</w:t>
+      </w:r>
+    </w:p>
+    <w:p>
+      <w:r>
+        <w:rPr>
+          <w:b/>
+          <w:i w:val="0"/>
+        </w:rPr>
+        <w:t>1. Compared with how you normally share assets, this tool was:</w:t>
+      </w:r>
+    </w:p>
+    <w:p>
+      <w:r>
+        <w:t>☐  Much worse</w:t>
+      </w:r>
+    </w:p>
+    <w:p>
+      <w:r>
+        <w:t>☐  Worse</w:t>
+      </w:r>
+    </w:p>
+    <w:p>
+      <w:r>
+        <w:t>☐  About the same</w:t>
+      </w:r>
+    </w:p>
+    <w:p>
+      <w:r>
+        <w:t>☐  Better</w:t>
+      </w:r>
+    </w:p>
+    <w:p>
+      <w:r>
+        <w:t>☒  Much better</w:t>
+      </w:r>
+    </w:p>
+    <w:p>
+      <w:r>
+        <w:rPr>
+          <w:b/>
+          <w:i w:val="0"/>
+        </w:rPr>
+        <w:t>2. Confidence you'd import the correct, latest version vs your current method:</w:t>
+      </w:r>
+    </w:p>
+    <w:p>
+      <w:r>
+        <w:t>☐  Much less</w:t>
+      </w:r>
+    </w:p>
+    <w:p>
+      <w:r>
+        <w:t>☐  Less</w:t>
+      </w:r>
+    </w:p>
+    <w:p>
+      <w:r>
+        <w:t>☐  Same</w:t>
+      </w:r>
+    </w:p>
+    <w:p>
+      <w:r>
+        <w:t>☐  More</w:t>
+      </w:r>
+    </w:p>
+    <w:p>
+      <w:r>
+        <w:t>☒  Much more</w:t>
+      </w:r>
+    </w:p>
+    <w:p>
+      <w:r>
+        <w:rPr>
+          <w:b/>
+          <w:i w:val="0"/>
+        </w:rPr>
+        <w:t>3. How useful was the version history?</w:t>
+      </w:r>
+    </w:p>
+    <w:p>
+      <w:r>
+        <w:t>☐  Not useful</w:t>
+      </w:r>
+    </w:p>
+    <w:p>
+      <w:r>
+        <w:t>☐  Slightly</w:t>
+      </w:r>
+    </w:p>
+    <w:p>
+      <w:r>
+        <w:t>☐  Useful</w:t>
+      </w:r>
+    </w:p>
+    <w:p>
+      <w:r>
+        <w:t>☒  Very useful</w:t>
+      </w:r>
+    </w:p>
+    <w:p>
+      <w:r>
+        <w:rPr>
+          <w:b/>
+          <w:i w:val="0"/>
+        </w:rPr>
+        <w:t>4. What did you like most?</w:t>
+      </w:r>
+    </w:p>
+    <w:p>
+      <w:r>
+        <w:rPr>
+          <w:b w:val="0"/>
+          <w:i/>
+          <w:color w:val="1F4E79"/>
+        </w:rPr>
+        <w:t>Auto thumbnails and the approve step — it's clear which is the blessed version.</w:t>
+      </w:r>
+    </w:p>
+    <w:p>
+      <w:r>
+        <w:rPr>
+          <w:b/>
+          <w:i w:val="0"/>
+        </w:rPr>
+        <w:t>5. What was confusing or frustrating?</w:t>
+      </w:r>
+    </w:p>
+    <w:p>
+      <w:r>
+        <w:rPr>
+          <w:b w:val="0"/>
+          <w:i/>
+          <w:color w:val="1F4E79"/>
+        </w:rPr>
+        <w:t>The approve-versus-publish split, briefly.</w:t>
+      </w:r>
+    </w:p>
+    <w:p>
+      <w:r>
+        <w:rPr>
+          <w:b/>
+          <w:i w:val="0"/>
+        </w:rPr>
+        <w:t>6. Was anything missing that you expected?</w:t>
+      </w:r>
+    </w:p>
+    <w:p>
+      <w:r>
+        <w:rPr>
+          <w:b w:val="0"/>
+          <w:i/>
+          <w:color w:val="1F4E79"/>
+        </w:rPr>
+        <w:t>Search/filter and tags once there are many assets.</w:t>
+      </w:r>
+    </w:p>
+    <w:p>
+      <w:r>
+        <w:rPr>
+          <w:b/>
+          <w:i w:val="0"/>
+        </w:rPr>
+        <w:t>7. Would you use this on a real project? Why / why not?</w:t>
+      </w:r>
+    </w:p>
+    <w:p>
+      <w:r>
+        <w:rPr>
+          <w:b w:val="0"/>
+          <w:i/>
+          <w:color w:val="1F4E79"/>
+        </w:rPr>
+        <w:t>Yes.</w:t>
+      </w:r>
+    </w:p>
+    <w:p>
+      <w:r>
+        <w:br w:type="page"/>
+      </w:r>
+    </w:p>
+    <w:p>
+      <w:pPr>
+        <w:pStyle w:val="Heading1"/>
+      </w:pPr>
+      <w:r>
+        <w:rPr>
+          <w:color w:val="C00000"/>
+        </w:rPr>
+        <w:t>SAMPLE — T. Abed (illustrative)</w:t>
+      </w:r>
+    </w:p>
+    <w:p>
+      <w:pPr>
+        <w:pStyle w:val="Heading1"/>
+      </w:pPr>
+      <w:r>
+        <w:t>1. Participant Information &amp; Consent</w:t>
+      </w:r>
+    </w:p>
+    <w:p>
+      <w:r>
+        <w:rPr>
+          <w:b w:val="0"/>
+          <w:i w:val="0"/>
+        </w:rPr>
+        <w:t>You are invited to take part in a short study evaluating a USD asset pipeline that lets artists share versioned 3D assets between Maya and Houdini through a central server. This is part of an MSc Computer Animation &amp; Visual Effects project at the NCCA, Bournemouth University.</w:t>
+      </w:r>
+    </w:p>
+    <w:p>
+      <w:r>
+        <w:rPr>
+          <w:b w:val="0"/>
+          <w:i w:val="0"/>
+        </w:rPr>
+        <w:t>Taking part is voluntary. You may skip any question and stop at any time. Your responses are anonymous (stored against an ID, not your name) and used only for this academic project; only aggregated results and anonymised quotes are reported.</w:t>
+      </w:r>
+    </w:p>
+    <w:p>
+      <w:r>
+        <w:rPr>
+          <w:b/>
+          <w:i w:val="0"/>
+        </w:rPr>
+        <w:t>Please tick each box and sign:</w:t>
+      </w:r>
+    </w:p>
+    <w:p>
+      <w:r>
+        <w:t>☒  I have read and understood the information above.</w:t>
+      </w:r>
+    </w:p>
+    <w:p>
+      <w:r>
+        <w:t>☒  I understand my participation is voluntary and I can withdraw at any time.</w:t>
+      </w:r>
+    </w:p>
+    <w:p>
+      <w:r>
+        <w:t>☒  I understand my responses are anonymous and used only for this project.</w:t>
+      </w:r>
+    </w:p>
+    <w:p>
+      <w:r>
+        <w:t>☒  I agree to take part.</w:t>
+      </w:r>
+    </w:p>
+    <w:p>
+      <w:r>
+        <w:rPr>
+          <w:b/>
+        </w:rPr>
+        <w:t xml:space="preserve">Participant ID:  </w:t>
+      </w:r>
+      <w:r>
+        <w:rPr>
+          <w:i/>
+          <w:color w:val="1F4E79"/>
+        </w:rPr>
+        <w:t>P6 (SAMPLE)</w:t>
+      </w:r>
+    </w:p>
+    <w:p>
+      <w:r>
+        <w:rPr>
+          <w:b/>
+        </w:rPr>
+        <w:t xml:space="preserve">Signature:  </w:t>
+      </w:r>
+      <w:r>
+        <w:rPr>
+          <w:i/>
+          <w:color w:val="1F4E79"/>
+        </w:rPr>
+        <w:t>SAMPLE — T. Abed (illustrative)</w:t>
+      </w:r>
+    </w:p>
+    <w:p>
+      <w:r>
+        <w:rPr>
+          <w:b/>
+        </w:rPr>
+        <w:t xml:space="preserve">Date:  </w:t>
+      </w:r>
+      <w:r>
+        <w:rPr>
+          <w:i/>
+          <w:color w:val="1F4E79"/>
+        </w:rPr>
+        <w:t>01/09/2026</w:t>
+      </w:r>
+    </w:p>
+    <w:p>
+      <w:pPr>
+        <w:pStyle w:val="Heading1"/>
+      </w:pPr>
+      <w:r>
+        <w:t>2. Background Questionnaire</w:t>
+      </w:r>
+    </w:p>
+    <w:p>
+      <w:r>
+        <w:rPr>
+          <w:b/>
+          <w:i w:val="0"/>
+        </w:rPr>
+        <w:t>1. Which DCC tools do you use? (tick all)</w:t>
+      </w:r>
+    </w:p>
+    <w:p>
+      <w:r>
+        <w:t>☒  Maya</w:t>
+      </w:r>
+    </w:p>
+    <w:p>
+      <w:r>
+        <w:t>☐  Houdini</w:t>
+      </w:r>
+    </w:p>
+    <w:p>
+      <w:r>
+        <w:t>☒  Blender</w:t>
+      </w:r>
+    </w:p>
+    <w:p>
+      <w:r>
+        <w:t>☐  Other</w:t>
+      </w:r>
+    </w:p>
+    <w:p>
+      <w:r>
+        <w:rPr>
+          <w:b/>
+          <w:i w:val="0"/>
+        </w:rPr>
+        <w:t>2. Experience with 3D DCC tools:</w:t>
+      </w:r>
+    </w:p>
+    <w:p>
+      <w:r>
+        <w:t>☒  Beginner (&lt; 1 yr)</w:t>
+      </w:r>
+    </w:p>
+    <w:p>
+      <w:r>
+        <w:t>☐  Intermediate (1-3 yrs)</w:t>
+      </w:r>
+    </w:p>
+    <w:p>
+      <w:r>
+        <w:t>☐  Advanced (3+ yrs)</w:t>
+      </w:r>
+    </w:p>
+    <w:p>
+      <w:r>
+        <w:rPr>
+          <w:b/>
+          <w:i w:val="0"/>
+        </w:rPr>
+        <w:t>3. Have you used USD before?</w:t>
+      </w:r>
+    </w:p>
+    <w:p>
+      <w:r>
+        <w:t>☒  Never</w:t>
+      </w:r>
+    </w:p>
+    <w:p>
+      <w:r>
+        <w:t>☐  A little</w:t>
+      </w:r>
+    </w:p>
+    <w:p>
+      <w:r>
+        <w:t>☐  Regularly</w:t>
+      </w:r>
+    </w:p>
+    <w:p>
+      <w:r>
+        <w:rPr>
+          <w:b/>
+          <w:i w:val="0"/>
+        </w:rPr>
+        <w:t>4. How do you currently share assets? (tick all)</w:t>
+      </w:r>
+    </w:p>
+    <w:p>
+      <w:r>
+        <w:t>☒  Cloud drive</w:t>
+      </w:r>
+    </w:p>
+    <w:p>
+      <w:r>
+        <w:t>☐  Shared network folder</w:t>
+      </w:r>
+    </w:p>
+    <w:p>
+      <w:r>
+        <w:t>☐  Messaging / email</w:t>
+      </w:r>
+    </w:p>
+    <w:p>
+      <w:r>
+        <w:t>☐  Version control</w:t>
+      </w:r>
+    </w:p>
+    <w:p>
+      <w:r>
+        <w:t>☐  A dedicated pipeline / asset manager</w:t>
+      </w:r>
+    </w:p>
+    <w:p>
+      <w:r>
+        <w:t>☐  Other</w:t>
+      </w:r>
+    </w:p>
+    <w:p>
+      <w:r>
+        <w:rPr>
+          <w:b/>
+          <w:i w:val="0"/>
+        </w:rPr>
+        <w:t>5. How often do you hit problems with your current method?</w:t>
+      </w:r>
+    </w:p>
+    <w:p>
+      <w:r>
+        <w:t>☐  Never</w:t>
+      </w:r>
+    </w:p>
+    <w:p>
+      <w:r>
+        <w:t>☐  Rarely</w:t>
+      </w:r>
+    </w:p>
+    <w:p>
+      <w:r>
+        <w:t>☐  Sometimes</w:t>
+      </w:r>
+    </w:p>
+    <w:p>
+      <w:r>
+        <w:t>☒  Often</w:t>
+      </w:r>
+    </w:p>
+    <w:p>
+      <w:r>
+        <w:rPr>
+          <w:b/>
+          <w:i w:val="0"/>
+        </w:rPr>
+        <w:t>6. Have you used a dedicated pipeline / asset manager before?</w:t>
+      </w:r>
+    </w:p>
+    <w:p>
+      <w:r>
+        <w:t>☒  No</w:t>
+      </w:r>
+    </w:p>
+    <w:p>
+      <w:r>
+        <w:t>☐  Yes</w:t>
+      </w:r>
+    </w:p>
+    <w:p>
+      <w:pPr>
+        <w:pStyle w:val="Heading1"/>
+      </w:pPr>
+      <w:r>
+        <w:t>3. System Usability Scale (SUS)</w:t>
+      </w:r>
+    </w:p>
+    <w:p>
+      <w:r>
+        <w:rPr>
+          <w:b w:val="0"/>
+          <w:i/>
+        </w:rPr>
+        <w:t>For each statement, mark how much you agree, from 1 = Strongly disagree to 5 = Strongly agree. Answer with your first reaction.</w:t>
+      </w:r>
+    </w:p>
+    <w:tbl>
+      <w:tblPr>
+        <w:tblStyle w:val="TableGrid"/>
+        <w:tblW w:type="auto" w:w="0"/>
+        <w:tblLook w:firstColumn="1" w:firstRow="1" w:lastColumn="0" w:lastRow="0" w:noHBand="0" w:noVBand="1" w:val="04A0"/>
+      </w:tblPr>
+      <w:tblGrid>
+        <w:gridCol w:w="1440"/>
+        <w:gridCol w:w="1440"/>
+        <w:gridCol w:w="1440"/>
+        <w:gridCol w:w="1440"/>
+        <w:gridCol w:w="1440"/>
+        <w:gridCol w:w="1440"/>
+      </w:tblGrid>
+      <w:tr>
+        <w:tc>
+          <w:tcPr>
+            <w:tcW w:type="dxa" w:w="1440"/>
+          </w:tcPr>
+          <w:p>
+            <w:r>
+              <w:rPr>
+                <w:b/>
+              </w:rPr>
+              <w:t>Statement</w:t>
+            </w:r>
+          </w:p>
+        </w:tc>
+        <w:tc>
+          <w:tcPr>
+            <w:tcW w:type="dxa" w:w="1440"/>
+          </w:tcPr>
+          <w:p>
+            <w:r>
+              <w:rPr>
+                <w:b/>
+              </w:rPr>
+              <w:t>1</w:t>
+            </w:r>
+          </w:p>
+        </w:tc>
+        <w:tc>
+          <w:tcPr>
+            <w:tcW w:type="dxa" w:w="1440"/>
+          </w:tcPr>
+          <w:p>
+            <w:r>
+              <w:rPr>
+                <w:b/>
+              </w:rPr>
+              <w:t>2</w:t>
+            </w:r>
+          </w:p>
+        </w:tc>
+        <w:tc>
+          <w:tcPr>
+            <w:tcW w:type="dxa" w:w="1440"/>
+          </w:tcPr>
+          <w:p>
+            <w:r>
+              <w:rPr>
+                <w:b/>
+              </w:rPr>
+              <w:t>3</w:t>
+            </w:r>
+          </w:p>
+        </w:tc>
+        <w:tc>
+          <w:tcPr>
+            <w:tcW w:type="dxa" w:w="1440"/>
+          </w:tcPr>
+          <w:p>
+            <w:r>
+              <w:rPr>
+                <w:b/>
+              </w:rPr>
+              <w:t>4</w:t>
+            </w:r>
+          </w:p>
+        </w:tc>
+        <w:tc>
+          <w:tcPr>
+            <w:tcW w:type="dxa" w:w="1440"/>
+          </w:tcPr>
+          <w:p>
+            <w:r>
+              <w:rPr>
+                <w:b/>
+              </w:rPr>
+              <w:t>5</w:t>
+            </w:r>
+          </w:p>
+        </w:tc>
+      </w:tr>
+      <w:tr>
+        <w:tc>
+          <w:tcPr>
+            <w:tcW w:type="dxa" w:w="1440"/>
+          </w:tcPr>
+          <w:p>
+            <w:r>
+              <w:t>1. I think that I would like to use this system frequently.</w:t>
+            </w:r>
+          </w:p>
+        </w:tc>
+        <w:tc>
+          <w:tcPr>
+            <w:tcW w:type="dxa" w:w="1440"/>
+          </w:tcPr>
+          <w:p>
+            <w:pPr>
+              <w:jc w:val="center"/>
+            </w:pPr>
+            <w:r>
+              <w:rPr>
+                <w:b/>
+              </w:rPr>
+            </w:r>
+          </w:p>
+        </w:tc>
+        <w:tc>
+          <w:tcPr>
+            <w:tcW w:type="dxa" w:w="1440"/>
+          </w:tcPr>
+          <w:p>
+            <w:pPr>
+              <w:jc w:val="center"/>
+            </w:pPr>
+            <w:r>
+              <w:rPr>
+                <w:b/>
+              </w:rPr>
+            </w:r>
+          </w:p>
+        </w:tc>
+        <w:tc>
+          <w:tcPr>
+            <w:tcW w:type="dxa" w:w="1440"/>
+          </w:tcPr>
+          <w:p>
+            <w:pPr>
+              <w:jc w:val="center"/>
+            </w:pPr>
+            <w:r>
+              <w:rPr>
+                <w:b/>
+              </w:rPr>
+              <w:t>X</w:t>
+            </w:r>
+          </w:p>
+        </w:tc>
+        <w:tc>
+          <w:tcPr>
+            <w:tcW w:type="dxa" w:w="1440"/>
+          </w:tcPr>
+          <w:p>
+            <w:pPr>
+              <w:jc w:val="center"/>
+            </w:pPr>
+            <w:r>
+              <w:rPr>
+                <w:b/>
+              </w:rPr>
+            </w:r>
+          </w:p>
+        </w:tc>
+        <w:tc>
+          <w:tcPr>
+            <w:tcW w:type="dxa" w:w="1440"/>
+          </w:tcPr>
+          <w:p>
+            <w:pPr>
+              <w:jc w:val="center"/>
+            </w:pPr>
+            <w:r>
+              <w:rPr>
+                <w:b/>
+              </w:rPr>
+            </w:r>
+          </w:p>
+        </w:tc>
+      </w:tr>
+      <w:tr>
+        <w:tc>
+          <w:tcPr>
+            <w:tcW w:type="dxa" w:w="1440"/>
+          </w:tcPr>
+          <w:p>
+            <w:r>
+              <w:t>2. I found the system unnecessarily complex.</w:t>
+            </w:r>
+          </w:p>
+        </w:tc>
+        <w:tc>
+          <w:tcPr>
+            <w:tcW w:type="dxa" w:w="1440"/>
+          </w:tcPr>
+          <w:p>
+            <w:pPr>
+              <w:jc w:val="center"/>
+            </w:pPr>
+            <w:r>
+              <w:rPr>
+                <w:b/>
+              </w:rPr>
+            </w:r>
+          </w:p>
+        </w:tc>
+        <w:tc>
+          <w:tcPr>
+            <w:tcW w:type="dxa" w:w="1440"/>
+          </w:tcPr>
+          <w:p>
+            <w:pPr>
+              <w:jc w:val="center"/>
+            </w:pPr>
+            <w:r>
+              <w:rPr>
+                <w:b/>
+              </w:rPr>
+            </w:r>
+          </w:p>
+        </w:tc>
+        <w:tc>
+          <w:tcPr>
+            <w:tcW w:type="dxa" w:w="1440"/>
+          </w:tcPr>
+          <w:p>
+            <w:pPr>
+              <w:jc w:val="center"/>
+            </w:pPr>
+            <w:r>
+              <w:rPr>
+                <w:b/>
+              </w:rPr>
+              <w:t>X</w:t>
+            </w:r>
+          </w:p>
+        </w:tc>
+        <w:tc>
+          <w:tcPr>
+            <w:tcW w:type="dxa" w:w="1440"/>
+          </w:tcPr>
+          <w:p>
+            <w:pPr>
+              <w:jc w:val="center"/>
+            </w:pPr>
+            <w:r>
+              <w:rPr>
+                <w:b/>
+              </w:rPr>
+            </w:r>
+          </w:p>
+        </w:tc>
+        <w:tc>
+          <w:tcPr>
+            <w:tcW w:type="dxa" w:w="1440"/>
+          </w:tcPr>
+          <w:p>
+            <w:pPr>
+              <w:jc w:val="center"/>
+            </w:pPr>
+            <w:r>
+              <w:rPr>
+                <w:b/>
+              </w:rPr>
+            </w:r>
+          </w:p>
+        </w:tc>
+      </w:tr>
+      <w:tr>
+        <w:tc>
+          <w:tcPr>
+            <w:tcW w:type="dxa" w:w="1440"/>
+          </w:tcPr>
+          <w:p>
+            <w:r>
+              <w:t>3. I thought the system was easy to use.</w:t>
+            </w:r>
+          </w:p>
+        </w:tc>
+        <w:tc>
+          <w:tcPr>
+            <w:tcW w:type="dxa" w:w="1440"/>
+          </w:tcPr>
+          <w:p>
+            <w:pPr>
+              <w:jc w:val="center"/>
+            </w:pPr>
+            <w:r>
+              <w:rPr>
+                <w:b/>
+              </w:rPr>
+            </w:r>
+          </w:p>
+        </w:tc>
+        <w:tc>
+          <w:tcPr>
+            <w:tcW w:type="dxa" w:w="1440"/>
+          </w:tcPr>
+          <w:p>
+            <w:pPr>
+              <w:jc w:val="center"/>
+            </w:pPr>
+            <w:r>
+              <w:rPr>
+                <w:b/>
+              </w:rPr>
+            </w:r>
+          </w:p>
+        </w:tc>
+        <w:tc>
+          <w:tcPr>
+            <w:tcW w:type="dxa" w:w="1440"/>
+          </w:tcPr>
+          <w:p>
+            <w:pPr>
+              <w:jc w:val="center"/>
+            </w:pPr>
+            <w:r>
+              <w:rPr>
+                <w:b/>
+              </w:rPr>
+              <w:t>X</w:t>
+            </w:r>
+          </w:p>
+        </w:tc>
+        <w:tc>
+          <w:tcPr>
+            <w:tcW w:type="dxa" w:w="1440"/>
+          </w:tcPr>
+          <w:p>
+            <w:pPr>
+              <w:jc w:val="center"/>
+            </w:pPr>
+            <w:r>
+              <w:rPr>
+                <w:b/>
+              </w:rPr>
+            </w:r>
+          </w:p>
+        </w:tc>
+        <w:tc>
+          <w:tcPr>
+            <w:tcW w:type="dxa" w:w="1440"/>
+          </w:tcPr>
+          <w:p>
+            <w:pPr>
+              <w:jc w:val="center"/>
+            </w:pPr>
+            <w:r>
+              <w:rPr>
+                <w:b/>
+              </w:rPr>
+            </w:r>
+          </w:p>
+        </w:tc>
+      </w:tr>
+      <w:tr>
+        <w:tc>
+          <w:tcPr>
+            <w:tcW w:type="dxa" w:w="1440"/>
+          </w:tcPr>
+          <w:p>
+            <w:r>
+              <w:t>4. I think that I would need the support of a technical person to use this system.</w:t>
+            </w:r>
+          </w:p>
+        </w:tc>
+        <w:tc>
+          <w:tcPr>
+            <w:tcW w:type="dxa" w:w="1440"/>
+          </w:tcPr>
+          <w:p>
+            <w:pPr>
+              <w:jc w:val="center"/>
+            </w:pPr>
+            <w:r>
+              <w:rPr>
+                <w:b/>
+              </w:rPr>
+            </w:r>
+          </w:p>
+        </w:tc>
+        <w:tc>
+          <w:tcPr>
+            <w:tcW w:type="dxa" w:w="1440"/>
+          </w:tcPr>
+          <w:p>
+            <w:pPr>
+              <w:jc w:val="center"/>
+            </w:pPr>
+            <w:r>
+              <w:rPr>
+                <w:b/>
+              </w:rPr>
+            </w:r>
+          </w:p>
+        </w:tc>
+        <w:tc>
+          <w:tcPr>
+            <w:tcW w:type="dxa" w:w="1440"/>
+          </w:tcPr>
+          <w:p>
+            <w:pPr>
+              <w:jc w:val="center"/>
+            </w:pPr>
+            <w:r>
+              <w:rPr>
+                <w:b/>
+              </w:rPr>
+              <w:t>X</w:t>
+            </w:r>
+          </w:p>
+        </w:tc>
+        <w:tc>
+          <w:tcPr>
+            <w:tcW w:type="dxa" w:w="1440"/>
+          </w:tcPr>
+          <w:p>
+            <w:pPr>
+              <w:jc w:val="center"/>
+            </w:pPr>
+            <w:r>
+              <w:rPr>
+                <w:b/>
+              </w:rPr>
+            </w:r>
+          </w:p>
+        </w:tc>
+        <w:tc>
+          <w:tcPr>
+            <w:tcW w:type="dxa" w:w="1440"/>
+          </w:tcPr>
+          <w:p>
+            <w:pPr>
+              <w:jc w:val="center"/>
+            </w:pPr>
+            <w:r>
+              <w:rPr>
+                <w:b/>
+              </w:rPr>
+            </w:r>
+          </w:p>
+        </w:tc>
+      </w:tr>
+      <w:tr>
+        <w:tc>
+          <w:tcPr>
+            <w:tcW w:type="dxa" w:w="1440"/>
+          </w:tcPr>
+          <w:p>
+            <w:r>
+              <w:t>5. I found the various functions in this system were well integrated.</w:t>
+            </w:r>
+          </w:p>
+        </w:tc>
+        <w:tc>
+          <w:tcPr>
+            <w:tcW w:type="dxa" w:w="1440"/>
+          </w:tcPr>
+          <w:p>
+            <w:pPr>
+              <w:jc w:val="center"/>
+            </w:pPr>
+            <w:r>
+              <w:rPr>
+                <w:b/>
+              </w:rPr>
+            </w:r>
+          </w:p>
+        </w:tc>
+        <w:tc>
+          <w:tcPr>
+            <w:tcW w:type="dxa" w:w="1440"/>
+          </w:tcPr>
+          <w:p>
+            <w:pPr>
+              <w:jc w:val="center"/>
+            </w:pPr>
+            <w:r>
+              <w:rPr>
+                <w:b/>
+              </w:rPr>
+            </w:r>
+          </w:p>
+        </w:tc>
+        <w:tc>
+          <w:tcPr>
+            <w:tcW w:type="dxa" w:w="1440"/>
+          </w:tcPr>
+          <w:p>
+            <w:pPr>
+              <w:jc w:val="center"/>
+            </w:pPr>
+            <w:r>
+              <w:rPr>
+                <w:b/>
+              </w:rPr>
+              <w:t>X</w:t>
+            </w:r>
+          </w:p>
+        </w:tc>
+        <w:tc>
+          <w:tcPr>
+            <w:tcW w:type="dxa" w:w="1440"/>
+          </w:tcPr>
+          <w:p>
+            <w:pPr>
+              <w:jc w:val="center"/>
+            </w:pPr>
+            <w:r>
+              <w:rPr>
+                <w:b/>
+              </w:rPr>
+            </w:r>
+          </w:p>
+        </w:tc>
+        <w:tc>
+          <w:tcPr>
+            <w:tcW w:type="dxa" w:w="1440"/>
+          </w:tcPr>
+          <w:p>
+            <w:pPr>
+              <w:jc w:val="center"/>
+            </w:pPr>
+            <w:r>
+              <w:rPr>
+                <w:b/>
+              </w:rPr>
+            </w:r>
+          </w:p>
+        </w:tc>
+      </w:tr>
+      <w:tr>
+        <w:tc>
+          <w:tcPr>
+            <w:tcW w:type="dxa" w:w="1440"/>
+          </w:tcPr>
+          <w:p>
+            <w:r>
+              <w:t>6. I thought there was too much inconsistency in this system.</w:t>
+            </w:r>
+          </w:p>
+        </w:tc>
+        <w:tc>
+          <w:tcPr>
+            <w:tcW w:type="dxa" w:w="1440"/>
+          </w:tcPr>
+          <w:p>
+            <w:pPr>
+              <w:jc w:val="center"/>
+            </w:pPr>
+            <w:r>
+              <w:rPr>
+                <w:b/>
+              </w:rPr>
+            </w:r>
+          </w:p>
+        </w:tc>
+        <w:tc>
+          <w:tcPr>
+            <w:tcW w:type="dxa" w:w="1440"/>
+          </w:tcPr>
+          <w:p>
+            <w:pPr>
+              <w:jc w:val="center"/>
+            </w:pPr>
+            <w:r>
+              <w:rPr>
+                <w:b/>
+              </w:rPr>
+            </w:r>
+          </w:p>
+        </w:tc>
+        <w:tc>
+          <w:tcPr>
+            <w:tcW w:type="dxa" w:w="1440"/>
+          </w:tcPr>
+          <w:p>
+            <w:pPr>
+              <w:jc w:val="center"/>
+            </w:pPr>
+            <w:r>
+              <w:rPr>
+                <w:b/>
+              </w:rPr>
+            </w:r>
+          </w:p>
+        </w:tc>
+        <w:tc>
+          <w:tcPr>
+            <w:tcW w:type="dxa" w:w="1440"/>
+          </w:tcPr>
+          <w:p>
+            <w:pPr>
+              <w:jc w:val="center"/>
+            </w:pPr>
+            <w:r>
+              <w:rPr>
+                <w:b/>
+              </w:rPr>
+              <w:t>X</w:t>
+            </w:r>
+          </w:p>
+        </w:tc>
+        <w:tc>
+          <w:tcPr>
+            <w:tcW w:type="dxa" w:w="1440"/>
+          </w:tcPr>
+          <w:p>
+            <w:pPr>
+              <w:jc w:val="center"/>
+            </w:pPr>
+            <w:r>
+              <w:rPr>
+                <w:b/>
+              </w:rPr>
+            </w:r>
+          </w:p>
+        </w:tc>
+      </w:tr>
+      <w:tr>
+        <w:tc>
+          <w:tcPr>
+            <w:tcW w:type="dxa" w:w="1440"/>
+          </w:tcPr>
+          <w:p>
+            <w:r>
+              <w:t>7. I would imagine that most people would learn to use this system very quickly.</w:t>
+            </w:r>
+          </w:p>
+        </w:tc>
+        <w:tc>
+          <w:tcPr>
+            <w:tcW w:type="dxa" w:w="1440"/>
+          </w:tcPr>
+          <w:p>
+            <w:pPr>
+              <w:jc w:val="center"/>
+            </w:pPr>
+            <w:r>
+              <w:rPr>
+                <w:b/>
+              </w:rPr>
+            </w:r>
+          </w:p>
+        </w:tc>
+        <w:tc>
+          <w:tcPr>
+            <w:tcW w:type="dxa" w:w="1440"/>
+          </w:tcPr>
+          <w:p>
+            <w:pPr>
+              <w:jc w:val="center"/>
+            </w:pPr>
+            <w:r>
+              <w:rPr>
+                <w:b/>
+              </w:rPr>
+            </w:r>
+          </w:p>
+        </w:tc>
+        <w:tc>
+          <w:tcPr>
+            <w:tcW w:type="dxa" w:w="1440"/>
+          </w:tcPr>
+          <w:p>
+            <w:pPr>
+              <w:jc w:val="center"/>
+            </w:pPr>
+            <w:r>
+              <w:rPr>
+                <w:b/>
+              </w:rPr>
+              <w:t>X</w:t>
+            </w:r>
+          </w:p>
+        </w:tc>
+        <w:tc>
+          <w:tcPr>
+            <w:tcW w:type="dxa" w:w="1440"/>
+          </w:tcPr>
+          <w:p>
+            <w:pPr>
+              <w:jc w:val="center"/>
+            </w:pPr>
+            <w:r>
+              <w:rPr>
+                <w:b/>
+              </w:rPr>
+            </w:r>
+          </w:p>
+        </w:tc>
+        <w:tc>
+          <w:tcPr>
+            <w:tcW w:type="dxa" w:w="1440"/>
+          </w:tcPr>
+          <w:p>
+            <w:pPr>
+              <w:jc w:val="center"/>
+            </w:pPr>
+            <w:r>
+              <w:rPr>
+                <w:b/>
+              </w:rPr>
+            </w:r>
+          </w:p>
+        </w:tc>
+      </w:tr>
+      <w:tr>
+        <w:tc>
+          <w:tcPr>
+            <w:tcW w:type="dxa" w:w="1440"/>
+          </w:tcPr>
+          <w:p>
+            <w:r>
+              <w:t>8. I found the system very cumbersome to use.</w:t>
+            </w:r>
+          </w:p>
+        </w:tc>
+        <w:tc>
+          <w:tcPr>
+            <w:tcW w:type="dxa" w:w="1440"/>
+          </w:tcPr>
+          <w:p>
+            <w:pPr>
+              <w:jc w:val="center"/>
+            </w:pPr>
+            <w:r>
+              <w:rPr>
+                <w:b/>
+              </w:rPr>
+            </w:r>
+          </w:p>
+        </w:tc>
+        <w:tc>
+          <w:tcPr>
+            <w:tcW w:type="dxa" w:w="1440"/>
+          </w:tcPr>
+          <w:p>
+            <w:pPr>
+              <w:jc w:val="center"/>
+            </w:pPr>
+            <w:r>
+              <w:rPr>
+                <w:b/>
+              </w:rPr>
+            </w:r>
+          </w:p>
+        </w:tc>
+        <w:tc>
+          <w:tcPr>
+            <w:tcW w:type="dxa" w:w="1440"/>
+          </w:tcPr>
+          <w:p>
+            <w:pPr>
+              <w:jc w:val="center"/>
+            </w:pPr>
+            <w:r>
+              <w:rPr>
+                <w:b/>
+              </w:rPr>
+              <w:t>X</w:t>
+            </w:r>
+          </w:p>
+        </w:tc>
+        <w:tc>
+          <w:tcPr>
+            <w:tcW w:type="dxa" w:w="1440"/>
+          </w:tcPr>
+          <w:p>
+            <w:pPr>
+              <w:jc w:val="center"/>
+            </w:pPr>
+            <w:r>
+              <w:rPr>
+                <w:b/>
+              </w:rPr>
+            </w:r>
+          </w:p>
+        </w:tc>
+        <w:tc>
+          <w:tcPr>
+            <w:tcW w:type="dxa" w:w="1440"/>
+          </w:tcPr>
+          <w:p>
+            <w:pPr>
+              <w:jc w:val="center"/>
+            </w:pPr>
+            <w:r>
+              <w:rPr>
+                <w:b/>
+              </w:rPr>
+            </w:r>
+          </w:p>
+        </w:tc>
+      </w:tr>
+      <w:tr>
+        <w:tc>
+          <w:tcPr>
+            <w:tcW w:type="dxa" w:w="1440"/>
+          </w:tcPr>
+          <w:p>
+            <w:r>
+              <w:t>9. I felt very confident using the system.</w:t>
+            </w:r>
+          </w:p>
+        </w:tc>
+        <w:tc>
+          <w:tcPr>
+            <w:tcW w:type="dxa" w:w="1440"/>
+          </w:tcPr>
+          <w:p>
+            <w:pPr>
+              <w:jc w:val="center"/>
+            </w:pPr>
+            <w:r>
+              <w:rPr>
+                <w:b/>
+              </w:rPr>
+            </w:r>
+          </w:p>
+        </w:tc>
+        <w:tc>
+          <w:tcPr>
+            <w:tcW w:type="dxa" w:w="1440"/>
+          </w:tcPr>
+          <w:p>
+            <w:pPr>
+              <w:jc w:val="center"/>
+            </w:pPr>
+            <w:r>
+              <w:rPr>
+                <w:b/>
+              </w:rPr>
+              <w:t>X</w:t>
+            </w:r>
+          </w:p>
+        </w:tc>
+        <w:tc>
+          <w:tcPr>
+            <w:tcW w:type="dxa" w:w="1440"/>
+          </w:tcPr>
+          <w:p>
+            <w:pPr>
+              <w:jc w:val="center"/>
+            </w:pPr>
+            <w:r>
+              <w:rPr>
+                <w:b/>
+              </w:rPr>
+            </w:r>
+          </w:p>
+        </w:tc>
+        <w:tc>
+          <w:tcPr>
+            <w:tcW w:type="dxa" w:w="1440"/>
+          </w:tcPr>
+          <w:p>
+            <w:pPr>
+              <w:jc w:val="center"/>
+            </w:pPr>
+            <w:r>
+              <w:rPr>
+                <w:b/>
+              </w:rPr>
+            </w:r>
+          </w:p>
+        </w:tc>
+        <w:tc>
+          <w:tcPr>
+            <w:tcW w:type="dxa" w:w="1440"/>
+          </w:tcPr>
+          <w:p>
+            <w:pPr>
+              <w:jc w:val="center"/>
+            </w:pPr>
+            <w:r>
+              <w:rPr>
+                <w:b/>
+              </w:rPr>
+            </w:r>
+          </w:p>
+        </w:tc>
+      </w:tr>
+      <w:tr>
+        <w:tc>
+          <w:tcPr>
+            <w:tcW w:type="dxa" w:w="1440"/>
+          </w:tcPr>
+          <w:p>
+            <w:r>
+              <w:t>10. I needed to learn a lot of things before I could get going with this system.</w:t>
+            </w:r>
+          </w:p>
+        </w:tc>
+        <w:tc>
+          <w:tcPr>
+            <w:tcW w:type="dxa" w:w="1440"/>
+          </w:tcPr>
+          <w:p>
+            <w:pPr>
+              <w:jc w:val="center"/>
+            </w:pPr>
+            <w:r>
+              <w:rPr>
+                <w:b/>
+              </w:rPr>
+            </w:r>
+          </w:p>
+        </w:tc>
+        <w:tc>
+          <w:tcPr>
+            <w:tcW w:type="dxa" w:w="1440"/>
+          </w:tcPr>
+          <w:p>
+            <w:pPr>
+              <w:jc w:val="center"/>
+            </w:pPr>
+            <w:r>
+              <w:rPr>
+                <w:b/>
+              </w:rPr>
+            </w:r>
+          </w:p>
+        </w:tc>
+        <w:tc>
+          <w:tcPr>
+            <w:tcW w:type="dxa" w:w="1440"/>
+          </w:tcPr>
+          <w:p>
+            <w:pPr>
+              <w:jc w:val="center"/>
+            </w:pPr>
+            <w:r>
+              <w:rPr>
+                <w:b/>
+              </w:rPr>
+            </w:r>
+          </w:p>
+        </w:tc>
+        <w:tc>
+          <w:tcPr>
+            <w:tcW w:type="dxa" w:w="1440"/>
+          </w:tcPr>
+          <w:p>
+            <w:pPr>
+              <w:jc w:val="center"/>
+            </w:pPr>
+            <w:r>
+              <w:rPr>
+                <w:b/>
+              </w:rPr>
+              <w:t>X</w:t>
+            </w:r>
+          </w:p>
+        </w:tc>
+        <w:tc>
+          <w:tcPr>
+            <w:tcW w:type="dxa" w:w="1440"/>
+          </w:tcPr>
+          <w:p>
+            <w:pPr>
+              <w:jc w:val="center"/>
+            </w:pPr>
+            <w:r>
+              <w:rPr>
+                <w:b/>
+              </w:rPr>
+            </w:r>
+          </w:p>
+        </w:tc>
+      </w:tr>
+    </w:tbl>
+    <w:p>
+      <w:r>
+        <w:rPr>
+          <w:b w:val="0"/>
+          <w:i w:val="0"/>
+        </w:rPr>
+      </w:r>
+    </w:p>
+    <w:p>
+      <w:r>
+        <w:rPr>
+          <w:b/>
+          <w:i w:val="0"/>
+          <w:color w:val="1F4E79"/>
+        </w:rPr>
+        <w:t>SUS score: 42.5 / 100  (Poor)</w:t>
+      </w:r>
+    </w:p>
+    <w:p>
+      <w:pPr>
+        <w:pStyle w:val="Heading1"/>
+      </w:pPr>
+      <w:r>
+        <w:t>4. Post-Study Questionnaire</w:t>
+      </w:r>
+    </w:p>
+    <w:p>
+      <w:r>
+        <w:rPr>
+          <w:b/>
+          <w:i w:val="0"/>
+        </w:rPr>
+        <w:t>1. Compared with how you normally share assets, this tool was:</w:t>
+      </w:r>
+    </w:p>
+    <w:p>
+      <w:r>
+        <w:t>☐  Much worse</w:t>
+      </w:r>
+    </w:p>
+    <w:p>
+      <w:r>
+        <w:t>☐  Worse</w:t>
+      </w:r>
+    </w:p>
+    <w:p>
+      <w:r>
+        <w:t>☒  About the same</w:t>
+      </w:r>
+    </w:p>
+    <w:p>
+      <w:r>
+        <w:t>☐  Better</w:t>
+      </w:r>
+    </w:p>
+    <w:p>
+      <w:r>
+        <w:t>☐  Much better</w:t>
+      </w:r>
+    </w:p>
+    <w:p>
+      <w:r>
+        <w:rPr>
+          <w:b/>
+          <w:i w:val="0"/>
+        </w:rPr>
+        <w:t>2. Confidence you'd import the correct, latest version vs your current method:</w:t>
+      </w:r>
+    </w:p>
+    <w:p>
+      <w:r>
+        <w:t>☐  Much less</w:t>
+      </w:r>
+    </w:p>
+    <w:p>
+      <w:r>
+        <w:t>☐  Less</w:t>
+      </w:r>
+    </w:p>
+    <w:p>
+      <w:r>
+        <w:t>☒  Same</w:t>
+      </w:r>
+    </w:p>
+    <w:p>
+      <w:r>
+        <w:t>☐  More</w:t>
+      </w:r>
+    </w:p>
+    <w:p>
+      <w:r>
+        <w:t>☐  Much more</w:t>
+      </w:r>
+    </w:p>
+    <w:p>
+      <w:r>
+        <w:rPr>
+          <w:b/>
+          <w:i w:val="0"/>
+        </w:rPr>
+        <w:t>3. How useful was the version history?</w:t>
+      </w:r>
+    </w:p>
+    <w:p>
+      <w:r>
+        <w:t>☐  Not useful</w:t>
+      </w:r>
+    </w:p>
+    <w:p>
+      <w:r>
+        <w:t>☒  Slightly</w:t>
+      </w:r>
+    </w:p>
+    <w:p>
+      <w:r>
+        <w:t>☐  Useful</w:t>
+      </w:r>
+    </w:p>
+    <w:p>
+      <w:r>
+        <w:t>☐  Very useful</w:t>
+      </w:r>
+    </w:p>
+    <w:p>
+      <w:r>
+        <w:rPr>
+          <w:b/>
+          <w:i w:val="0"/>
+        </w:rPr>
+        <w:t>4. What did you like most?</w:t>
+      </w:r>
+    </w:p>
+    <w:p>
+      <w:r>
+        <w:rPr>
+          <w:b w:val="0"/>
+          <w:i/>
+          <w:color w:val="1F4E79"/>
+        </w:rPr>
+        <w:t>The idea of keeping every version is good.</w:t>
+      </w:r>
+    </w:p>
+    <w:p>
+      <w:r>
+        <w:rPr>
+          <w:b/>
+          <w:i w:val="0"/>
+        </w:rPr>
+        <w:t>5. What was confusing or frustrating?</w:t>
+      </w:r>
+    </w:p>
+    <w:p>
+      <w:r>
+        <w:rPr>
+          <w:b w:val="0"/>
+          <w:i/>
+          <w:color w:val="1F4E79"/>
+        </w:rPr>
+        <w:t>I got lost between publish, approve and import, and wasn't sure what had succeeded.</w:t>
+      </w:r>
+    </w:p>
+    <w:p>
+      <w:r>
+        <w:rPr>
+          <w:b/>
+          <w:i w:val="0"/>
+        </w:rPr>
+        <w:t>6. Was anything missing that you expected?</w:t>
+      </w:r>
+    </w:p>
+    <w:p>
+      <w:r>
+        <w:rPr>
+          <w:b w:val="0"/>
+          <w:i/>
+          <w:color w:val="1F4E79"/>
+        </w:rPr>
+        <w:t>Much clearer step-by-step feedback and labels.</w:t>
+      </w:r>
+    </w:p>
+    <w:p>
+      <w:r>
+        <w:rPr>
+          <w:b/>
+          <w:i w:val="0"/>
+        </w:rPr>
+        <w:t>7. Would you use this on a real project? Why / why not?</w:t>
+      </w:r>
+    </w:p>
+    <w:p>
+      <w:r>
+        <w:rPr>
+          <w:b w:val="0"/>
+          <w:i/>
+          <w:color w:val="1F4E79"/>
+        </w:rPr>
+        <w:t>Maybe later, once it's more beginner-friendly.</w:t>
       </w:r>
     </w:p>
     <w:sectPr>
